--- a/entregas/entrega_1/Historias.docx
+++ b/entregas/entrega_1/Historias.docx
@@ -4,17 +4,7 @@
   <w:body>
     <w:p>
       <w:pPr>
-        <w:pBdr>
-          <w:top w:color="auto" w:space="0" w:sz="0" w:val="none"/>
-          <w:left w:color="auto" w:space="0" w:sz="0" w:val="none"/>
-          <w:bottom w:color="auto" w:space="0" w:sz="0" w:val="none"/>
-          <w:right w:color="auto" w:space="0" w:sz="0" w:val="none"/>
-          <w:between w:color="auto" w:space="0" w:sz="0" w:val="none"/>
-        </w:pBdr>
-        <w:rPr>
-          <w:sz w:val="40"/>
-          <w:szCs w:val="40"/>
-        </w:rPr>
+        <w:rPr/>
       </w:pPr>
       <w:r>
         <w:rPr>
@@ -60,215 +50,158 @@
           <w:szCs w:val="40"/>
           <w:rtl w:val="0"/>
         </w:rPr>
-        <w:t xml:space="preserve">Comprar Ingresso</w:t>
-      </w:r>
-    </w:p>
-    <w:p>
-      <w:pPr>
-        <w:pBdr>
-          <w:top w:color="auto" w:space="0" w:sz="0" w:val="none"/>
-          <w:left w:color="auto" w:space="0" w:sz="0" w:val="none"/>
-          <w:bottom w:color="auto" w:space="0" w:sz="0" w:val="none"/>
-          <w:right w:color="auto" w:space="0" w:sz="0" w:val="none"/>
-          <w:between w:color="auto" w:space="0" w:sz="0" w:val="none"/>
-        </w:pBdr>
-        <w:rPr/>
-      </w:pPr>
-      <w:r>
-        <w:rPr>
-          <w:rtl w:val="0"/>
-        </w:rPr>
-      </w:r>
-    </w:p>
-    <w:p>
-      <w:pPr>
-        <w:pBdr>
-          <w:top w:color="auto" w:space="0" w:sz="0" w:val="none"/>
-          <w:left w:color="auto" w:space="0" w:sz="0" w:val="none"/>
-          <w:bottom w:color="auto" w:space="0" w:sz="0" w:val="none"/>
-          <w:right w:color="auto" w:space="0" w:sz="0" w:val="none"/>
-          <w:between w:color="auto" w:space="0" w:sz="0" w:val="none"/>
-        </w:pBdr>
-        <w:rPr>
+        <w:t xml:space="preserve">Visualizar, Filtrar e Pesquisar Eventos</w:t>
+      </w:r>
+      <w:r>
+        <w:rPr>
+          <w:rtl w:val="0"/>
+        </w:rPr>
+      </w:r>
+    </w:p>
+    <w:p>
+      <w:pPr>
+        <w:spacing w:line="276" w:lineRule="auto"/>
+        <w:rPr/>
+      </w:pPr>
+      <w:r>
+        <w:rPr>
+          <w:rtl w:val="0"/>
+        </w:rPr>
+      </w:r>
+    </w:p>
+    <w:p>
+      <w:pPr>
+        <w:rPr/>
+      </w:pPr>
+      <w:r>
+        <w:rPr>
+          <w:b w:val="1"/>
+          <w:bCs w:val="1"/>
           <w:sz w:val="30"/>
           <w:szCs w:val="30"/>
-        </w:rPr>
-      </w:pPr>
-      <w:r>
-        <w:rPr>
-          <w:b w:val="1"/>
-          <w:bCs w:val="1"/>
+          <w:rtl w:val="0"/>
+        </w:rPr>
+        <w:t xml:space="preserve">História:</w:t>
+      </w:r>
+      <w:r>
+        <w:rPr>
+          <w:rtl w:val="0"/>
+        </w:rPr>
+        <w:t xml:space="preserve"> </w:t>
+      </w:r>
+      <w:r>
+        <w:rPr>
           <w:sz w:val="30"/>
           <w:szCs w:val="30"/>
           <w:rtl w:val="0"/>
         </w:rPr>
-        <w:t xml:space="preserve">História:</w:t>
-      </w:r>
-      <w:r>
-        <w:rPr>
-          <w:rtl w:val="0"/>
-        </w:rPr>
-        <w:t xml:space="preserve"> </w:t>
-      </w:r>
-      <w:r>
-        <w:rPr>
-          <w:sz w:val="30"/>
-          <w:szCs w:val="30"/>
-          <w:rtl w:val="0"/>
-        </w:rPr>
-        <w:t xml:space="preserve">Como comprador de ingressos, eu quero ver os ingressos disponíveis de um evento específico para que eu possa comprar ingresso(s) para ele.</w:t>
+        <w:t xml:space="preserve">Como cidadão interessado, eu quero visualizar, filtrar e pesquisar eventos agendados na Arena Pernambuco por diferentes critérios (data, tipo, palavra-chave) para que eu possa encontrar rapidamente eventos do meu interesse e planejar minha participação.</w:t>
+      </w:r>
+      <w:r>
+        <w:rPr>
+          <w:rtl w:val="0"/>
+        </w:rPr>
+      </w:r>
+    </w:p>
+    <w:p>
+      <w:pPr>
+        <w:spacing w:line="276" w:lineRule="auto"/>
+        <w:rPr/>
+      </w:pPr>
+      <w:r>
+        <w:rPr>
+          <w:rtl w:val="0"/>
+        </w:rPr>
+      </w:r>
+    </w:p>
+    <w:p>
+      <w:pPr>
+        <w:rPr/>
+      </w:pPr>
+      <w:r>
+        <w:rPr>
+          <w:b w:val="1"/>
+          <w:bCs w:val="1"/>
+          <w:rtl w:val="0"/>
+        </w:rPr>
+        <w:t xml:space="preserve">Cenário 1:</w:t>
+      </w:r>
+      <w:r>
+        <w:rPr>
+          <w:rtl w:val="0"/>
+        </w:rPr>
+        <w:t xml:space="preserve"> Visualizar todos os eventos.</w:t>
+      </w:r>
+    </w:p>
+    <w:p>
+      <w:pPr>
+        <w:spacing w:line="276" w:lineRule="auto"/>
+        <w:rPr/>
+      </w:pPr>
+      <w:r>
+        <w:rPr>
+          <w:b w:val="1"/>
+          <w:bCs w:val="1"/>
+          <w:rtl w:val="0"/>
+        </w:rPr>
+        <w:t xml:space="preserve">Dado</w:t>
+      </w:r>
+      <w:r>
+        <w:rPr>
+          <w:rtl w:val="0"/>
+        </w:rPr>
+        <w:t xml:space="preserve"> que existem múltiplos eventos agendados.</w:t>
+      </w:r>
+    </w:p>
+    <w:p>
+      <w:pPr>
+        <w:rPr/>
+      </w:pPr>
+      <w:r>
+        <w:rPr>
+          <w:b w:val="1"/>
+          <w:bCs w:val="1"/>
+          <w:rtl w:val="0"/>
+        </w:rPr>
+        <w:t xml:space="preserve">Quando</w:t>
+      </w:r>
+      <w:r>
+        <w:rPr>
+          <w:rtl w:val="0"/>
+        </w:rPr>
+        <w:t xml:space="preserve"> o cidadão interessado acessar à página principal de eventos.</w:t>
+      </w:r>
+    </w:p>
+    <w:p>
+      <w:pPr>
+        <w:spacing w:line="276" w:lineRule="auto"/>
+        <w:rPr/>
+      </w:pPr>
+      <w:r>
+        <w:rPr>
+          <w:b w:val="1"/>
+          <w:bCs w:val="1"/>
+          <w:rtl w:val="0"/>
+        </w:rPr>
+        <w:t xml:space="preserve">Então</w:t>
+      </w:r>
+      <w:r>
+        <w:rPr>
+          <w:rtl w:val="0"/>
+        </w:rPr>
+        <w:t xml:space="preserve"> se apresenta a lista de eventos ordenada por data de ocorrência (mais próximos primeiro).</w:t>
       </w:r>
     </w:p>
     <w:p>
       <w:pPr>
         <w:pBdr>
-          <w:top w:color="auto" w:space="0" w:sz="0" w:val="none"/>
-          <w:left w:color="auto" w:space="0" w:sz="0" w:val="none"/>
-          <w:bottom w:color="auto" w:space="0" w:sz="0" w:val="none"/>
-          <w:right w:color="auto" w:space="0" w:sz="0" w:val="none"/>
-          <w:between w:color="auto" w:space="0" w:sz="0" w:val="none"/>
+          <w:top w:color="000000" w:space="0" w:sz="0" w:val="none"/>
+          <w:left w:color="000000" w:space="0" w:sz="0" w:val="none"/>
+          <w:bottom w:color="000000" w:space="0" w:sz="0" w:val="none"/>
+          <w:right w:color="000000" w:space="0" w:sz="0" w:val="none"/>
+          <w:between w:color="000000" w:space="0" w:sz="0" w:val="none"/>
         </w:pBdr>
-        <w:rPr>
-          <w:sz w:val="30"/>
-          <w:szCs w:val="30"/>
-        </w:rPr>
-      </w:pPr>
-      <w:r>
-        <w:rPr>
-          <w:rtl w:val="0"/>
-        </w:rPr>
-      </w:r>
-    </w:p>
-    <w:p>
-      <w:pPr>
-        <w:pBdr>
-          <w:top w:color="auto" w:space="0" w:sz="0" w:val="none"/>
-          <w:left w:color="auto" w:space="0" w:sz="0" w:val="none"/>
-          <w:bottom w:color="auto" w:space="0" w:sz="0" w:val="none"/>
-          <w:right w:color="auto" w:space="0" w:sz="0" w:val="none"/>
-          <w:between w:color="auto" w:space="0" w:sz="0" w:val="none"/>
-        </w:pBdr>
-        <w:rPr/>
-      </w:pPr>
-      <w:r>
-        <w:rPr>
-          <w:rtl w:val="0"/>
-        </w:rPr>
-      </w:r>
-    </w:p>
-    <w:p>
-      <w:pPr>
-        <w:pBdr>
-          <w:top w:color="auto" w:space="0" w:sz="0" w:val="none"/>
-          <w:left w:color="auto" w:space="0" w:sz="0" w:val="none"/>
-          <w:bottom w:color="auto" w:space="0" w:sz="0" w:val="none"/>
-          <w:right w:color="auto" w:space="0" w:sz="0" w:val="none"/>
-          <w:between w:color="auto" w:space="0" w:sz="0" w:val="none"/>
-        </w:pBdr>
-        <w:rPr/>
-      </w:pPr>
-      <w:r>
-        <w:rPr>
-          <w:b w:val="1"/>
-          <w:bCs w:val="1"/>
-          <w:rtl w:val="0"/>
-        </w:rPr>
-        <w:t xml:space="preserve">Cenário 1:</w:t>
-      </w:r>
-      <w:r>
-        <w:rPr>
-          <w:rtl w:val="0"/>
-        </w:rPr>
-        <w:t xml:space="preserve"> Comprador está logado e tenta comprar uma quantidade de ingressos inferior ou igual ao total disponível.</w:t>
-      </w:r>
-    </w:p>
-    <w:p>
-      <w:pPr>
-        <w:pBdr>
-          <w:top w:color="auto" w:space="0" w:sz="0" w:val="none"/>
-          <w:left w:color="auto" w:space="0" w:sz="0" w:val="none"/>
-          <w:bottom w:color="auto" w:space="0" w:sz="0" w:val="none"/>
-          <w:right w:color="auto" w:space="0" w:sz="0" w:val="none"/>
-          <w:between w:color="auto" w:space="0" w:sz="0" w:val="none"/>
-        </w:pBdr>
-        <w:rPr/>
-      </w:pPr>
-      <w:r>
-        <w:rPr>
-          <w:b w:val="1"/>
-          <w:bCs w:val="1"/>
-          <w:rtl w:val="0"/>
-        </w:rPr>
-        <w:t xml:space="preserve">Dado</w:t>
-      </w:r>
-      <w:r>
-        <w:rPr>
-          <w:rtl w:val="0"/>
-        </w:rPr>
-        <w:t xml:space="preserve"> que o pagamento funcione</w:t>
-      </w:r>
-    </w:p>
-    <w:p>
-      <w:pPr>
-        <w:pBdr>
-          <w:top w:color="auto" w:space="0" w:sz="0" w:val="none"/>
-          <w:left w:color="auto" w:space="0" w:sz="0" w:val="none"/>
-          <w:bottom w:color="auto" w:space="0" w:sz="0" w:val="none"/>
-          <w:right w:color="auto" w:space="0" w:sz="0" w:val="none"/>
-          <w:between w:color="auto" w:space="0" w:sz="0" w:val="none"/>
-        </w:pBdr>
-        <w:rPr/>
-      </w:pPr>
-      <w:r>
-        <w:rPr>
-          <w:b w:val="1"/>
-          <w:bCs w:val="1"/>
-          <w:rtl w:val="0"/>
-        </w:rPr>
-        <w:t xml:space="preserve">Quando</w:t>
-      </w:r>
-      <w:r>
-        <w:rPr>
-          <w:rtl w:val="0"/>
-        </w:rPr>
-        <w:t xml:space="preserve"> a compra é solicitada</w:t>
-      </w:r>
-    </w:p>
-    <w:p>
-      <w:pPr>
-        <w:pBdr>
-          <w:top w:color="auto" w:space="0" w:sz="0" w:val="none"/>
-          <w:left w:color="auto" w:space="0" w:sz="0" w:val="none"/>
-          <w:bottom w:color="auto" w:space="0" w:sz="0" w:val="none"/>
-          <w:right w:color="auto" w:space="0" w:sz="0" w:val="none"/>
-          <w:between w:color="auto" w:space="0" w:sz="0" w:val="none"/>
-        </w:pBdr>
-        <w:rPr/>
-      </w:pPr>
-      <w:r>
-        <w:rPr>
-          <w:b w:val="1"/>
-          <w:bCs w:val="1"/>
-          <w:rtl w:val="0"/>
-        </w:rPr>
-        <w:t xml:space="preserve">Então</w:t>
-      </w:r>
-      <w:r>
-        <w:rPr>
-          <w:rtl w:val="0"/>
-        </w:rPr>
-        <w:t xml:space="preserve"> o comprador é debitado o preço do(s) ingresso(s) e recebe os tickets por email e ficam salvo na sua conta</w:t>
-      </w:r>
-    </w:p>
-    <w:p>
-      <w:pPr>
-        <w:pBdr>
-          <w:top w:color="auto" w:space="0" w:sz="0" w:val="none"/>
-          <w:left w:color="auto" w:space="0" w:sz="0" w:val="none"/>
-          <w:bottom w:color="auto" w:space="0" w:sz="0" w:val="none"/>
-          <w:right w:color="auto" w:space="0" w:sz="0" w:val="none"/>
-          <w:between w:color="auto" w:space="0" w:sz="0" w:val="none"/>
-        </w:pBdr>
+        <w:spacing w:line="276" w:lineRule="auto"/>
         <w:rPr/>
       </w:pPr>
       <w:r>
@@ -284,117 +217,92 @@
     </w:p>
     <w:p>
       <w:pPr>
+        <w:rPr/>
+      </w:pPr>
+      <w:r>
+        <w:rPr>
+          <w:b w:val="1"/>
+          <w:bCs w:val="1"/>
+          <w:rtl w:val="0"/>
+        </w:rPr>
+        <w:t xml:space="preserve">Cenário 2:</w:t>
+      </w:r>
+      <w:r>
+        <w:rPr>
+          <w:rtl w:val="0"/>
+        </w:rPr>
+        <w:t xml:space="preserve"> Filtrar por Tipo de Evento.</w:t>
+      </w:r>
+    </w:p>
+    <w:p>
+      <w:pPr>
+        <w:spacing w:line="276" w:lineRule="auto"/>
+        <w:rPr/>
+      </w:pPr>
+      <w:r>
+        <w:rPr>
+          <w:b w:val="1"/>
+          <w:bCs w:val="1"/>
+          <w:rtl w:val="0"/>
+        </w:rPr>
+        <w:t xml:space="preserve">Dado</w:t>
+      </w:r>
+      <w:r>
+        <w:rPr>
+          <w:rtl w:val="0"/>
+        </w:rPr>
+        <w:t xml:space="preserve"> existe um evento esportivo marcado</w:t>
+      </w:r>
+    </w:p>
+    <w:p>
+      <w:pPr>
+        <w:rPr/>
+      </w:pPr>
+      <w:r>
+        <w:rPr>
+          <w:b w:val="1"/>
+          <w:bCs w:val="1"/>
+          <w:rtl w:val="0"/>
+        </w:rPr>
+        <w:t xml:space="preserve">Quando</w:t>
+      </w:r>
+      <w:r>
+        <w:rPr>
+          <w:rtl w:val="0"/>
+        </w:rPr>
+        <w:t xml:space="preserve"> o cidadão interessado aplica o filtro "Esportivo".</w:t>
+      </w:r>
+    </w:p>
+    <w:p>
+      <w:pPr>
+        <w:spacing w:line="276" w:lineRule="auto"/>
+        <w:rPr/>
+      </w:pPr>
+      <w:r>
+        <w:rPr>
+          <w:b w:val="1"/>
+          <w:bCs w:val="1"/>
+          <w:rtl w:val="0"/>
+        </w:rPr>
+        <w:t xml:space="preserve">Então</w:t>
+      </w:r>
+      <w:r>
+        <w:rPr>
+          <w:rtl w:val="0"/>
+        </w:rPr>
+        <w:t xml:space="preserve"> a lista exibe apenas eventos classificados como esportivos.</w:t>
+      </w:r>
+    </w:p>
+    <w:p>
+      <w:pPr>
         <w:pBdr>
-          <w:top w:color="auto" w:space="0" w:sz="0" w:val="none"/>
-          <w:left w:color="auto" w:space="0" w:sz="0" w:val="none"/>
-          <w:bottom w:color="auto" w:space="0" w:sz="0" w:val="none"/>
-          <w:right w:color="auto" w:space="0" w:sz="0" w:val="none"/>
-          <w:between w:color="auto" w:space="0" w:sz="0" w:val="none"/>
+          <w:top w:color="000000" w:space="0" w:sz="0" w:val="none"/>
+          <w:left w:color="000000" w:space="0" w:sz="0" w:val="none"/>
+          <w:bottom w:color="000000" w:space="0" w:sz="0" w:val="none"/>
+          <w:right w:color="000000" w:space="0" w:sz="0" w:val="none"/>
+          <w:between w:color="000000" w:space="0" w:sz="0" w:val="none"/>
         </w:pBdr>
-        <w:rPr/>
-      </w:pPr>
-      <w:r>
-        <w:rPr>
-          <w:b w:val="1"/>
-          <w:bCs w:val="1"/>
-          <w:rtl w:val="0"/>
-        </w:rPr>
-        <w:t xml:space="preserve">Cenário 2:</w:t>
-      </w:r>
-      <w:r>
-        <w:rPr>
-          <w:rtl w:val="0"/>
-        </w:rPr>
-        <w:t xml:space="preserve"> Comprador não está logado e tenta comprar uma quantidade de ingressos inferior ou igual ao total disponível.</w:t>
-      </w:r>
-    </w:p>
-    <w:p>
-      <w:pPr>
-        <w:pBdr>
-          <w:top w:color="auto" w:space="0" w:sz="0" w:val="none"/>
-          <w:left w:color="auto" w:space="0" w:sz="0" w:val="none"/>
-          <w:bottom w:color="auto" w:space="0" w:sz="0" w:val="none"/>
-          <w:right w:color="auto" w:space="0" w:sz="0" w:val="none"/>
-          <w:between w:color="auto" w:space="0" w:sz="0" w:val="none"/>
-        </w:pBdr>
-        <w:rPr/>
-      </w:pPr>
-      <w:r>
-        <w:rPr>
-          <w:b w:val="1"/>
-          <w:bCs w:val="1"/>
-          <w:rtl w:val="0"/>
-        </w:rPr>
-        <w:t xml:space="preserve">Dado</w:t>
-      </w:r>
-      <w:r>
-        <w:rPr>
-          <w:rtl w:val="0"/>
-        </w:rPr>
-        <w:t xml:space="preserve"> que o pagamento funcione</w:t>
-      </w:r>
-    </w:p>
-    <w:p>
-      <w:pPr>
-        <w:pBdr>
-          <w:top w:color="auto" w:space="0" w:sz="0" w:val="none"/>
-          <w:left w:color="auto" w:space="0" w:sz="0" w:val="none"/>
-          <w:bottom w:color="auto" w:space="0" w:sz="0" w:val="none"/>
-          <w:right w:color="auto" w:space="0" w:sz="0" w:val="none"/>
-          <w:between w:color="auto" w:space="0" w:sz="0" w:val="none"/>
-        </w:pBdr>
-        <w:rPr/>
-      </w:pPr>
-      <w:r>
-        <w:rPr>
-          <w:b w:val="1"/>
-          <w:bCs w:val="1"/>
-          <w:rtl w:val="0"/>
-        </w:rPr>
-        <w:t xml:space="preserve">Quando</w:t>
-      </w:r>
-      <w:r>
-        <w:rPr>
-          <w:rtl w:val="0"/>
-        </w:rPr>
-        <w:t xml:space="preserve"> a compra é solicitada</w:t>
-      </w:r>
-    </w:p>
-    <w:p>
-      <w:pPr>
-        <w:pBdr>
-          <w:top w:color="auto" w:space="0" w:sz="0" w:val="none"/>
-          <w:left w:color="auto" w:space="0" w:sz="0" w:val="none"/>
-          <w:bottom w:color="auto" w:space="0" w:sz="0" w:val="none"/>
-          <w:right w:color="auto" w:space="0" w:sz="0" w:val="none"/>
-          <w:between w:color="auto" w:space="0" w:sz="0" w:val="none"/>
-        </w:pBdr>
-        <w:rPr/>
-      </w:pPr>
-      <w:r>
-        <w:rPr>
-          <w:b w:val="1"/>
-          <w:bCs w:val="1"/>
-          <w:rtl w:val="0"/>
-        </w:rPr>
-        <w:t xml:space="preserve">Então</w:t>
-      </w:r>
-      <w:r>
-        <w:rPr>
-          <w:rtl w:val="0"/>
-        </w:rPr>
-        <w:t xml:space="preserve"> o comprador é debitado o preço do(s) ingresso(s) e recebe os tickets somente por email</w:t>
-      </w:r>
-    </w:p>
-    <w:p>
-      <w:pPr>
-        <w:pBdr>
-          <w:top w:color="auto" w:space="0" w:sz="0" w:val="none"/>
-          <w:left w:color="auto" w:space="0" w:sz="0" w:val="none"/>
-          <w:bottom w:color="auto" w:space="0" w:sz="0" w:val="none"/>
-          <w:right w:color="auto" w:space="0" w:sz="0" w:val="none"/>
-          <w:between w:color="auto" w:space="0" w:sz="0" w:val="none"/>
-        </w:pBdr>
+        <w:spacing w:line="276" w:lineRule="auto"/>
         <w:rPr/>
       </w:pPr>
       <w:r>
@@ -410,117 +318,92 @@
     </w:p>
     <w:p>
       <w:pPr>
+        <w:rPr/>
+      </w:pPr>
+      <w:r>
+        <w:rPr>
+          <w:b w:val="1"/>
+          <w:bCs w:val="1"/>
+          <w:rtl w:val="0"/>
+        </w:rPr>
+        <w:t xml:space="preserve">Cenário 3:</w:t>
+      </w:r>
+      <w:r>
+        <w:rPr>
+          <w:rtl w:val="0"/>
+        </w:rPr>
+        <w:t xml:space="preserve"> Filtrar por Mês.</w:t>
+      </w:r>
+    </w:p>
+    <w:p>
+      <w:pPr>
+        <w:spacing w:line="276" w:lineRule="auto"/>
+        <w:rPr/>
+      </w:pPr>
+      <w:r>
+        <w:rPr>
+          <w:b w:val="1"/>
+          <w:bCs w:val="1"/>
+          <w:rtl w:val="0"/>
+        </w:rPr>
+        <w:t xml:space="preserve">Dado</w:t>
+      </w:r>
+      <w:r>
+        <w:rPr>
+          <w:rtl w:val="0"/>
+        </w:rPr>
+        <w:t xml:space="preserve"> Tem pelo menos um evento marcado em Março</w:t>
+      </w:r>
+    </w:p>
+    <w:p>
+      <w:pPr>
+        <w:rPr/>
+      </w:pPr>
+      <w:r>
+        <w:rPr>
+          <w:b w:val="1"/>
+          <w:bCs w:val="1"/>
+          <w:rtl w:val="0"/>
+        </w:rPr>
+        <w:t xml:space="preserve">Quando</w:t>
+      </w:r>
+      <w:r>
+        <w:rPr>
+          <w:rtl w:val="0"/>
+        </w:rPr>
+        <w:t xml:space="preserve"> o cidadão interessado aplica o filtro "mês".</w:t>
+      </w:r>
+    </w:p>
+    <w:p>
+      <w:pPr>
+        <w:spacing w:line="276" w:lineRule="auto"/>
+        <w:rPr/>
+      </w:pPr>
+      <w:r>
+        <w:rPr>
+          <w:b w:val="1"/>
+          <w:bCs w:val="1"/>
+          <w:rtl w:val="0"/>
+        </w:rPr>
+        <w:t xml:space="preserve">Então</w:t>
+      </w:r>
+      <w:r>
+        <w:rPr>
+          <w:rtl w:val="0"/>
+        </w:rPr>
+        <w:t xml:space="preserve"> a lista exibe apenas eventos marcados para Março.</w:t>
+      </w:r>
+    </w:p>
+    <w:p>
+      <w:pPr>
         <w:pBdr>
-          <w:top w:color="auto" w:space="0" w:sz="0" w:val="none"/>
-          <w:left w:color="auto" w:space="0" w:sz="0" w:val="none"/>
-          <w:bottom w:color="auto" w:space="0" w:sz="0" w:val="none"/>
-          <w:right w:color="auto" w:space="0" w:sz="0" w:val="none"/>
-          <w:between w:color="auto" w:space="0" w:sz="0" w:val="none"/>
+          <w:top w:color="000000" w:space="0" w:sz="0" w:val="none"/>
+          <w:left w:color="000000" w:space="0" w:sz="0" w:val="none"/>
+          <w:bottom w:color="000000" w:space="0" w:sz="0" w:val="none"/>
+          <w:right w:color="000000" w:space="0" w:sz="0" w:val="none"/>
+          <w:between w:color="000000" w:space="0" w:sz="0" w:val="none"/>
         </w:pBdr>
-        <w:rPr/>
-      </w:pPr>
-      <w:r>
-        <w:rPr>
-          <w:b w:val="1"/>
-          <w:bCs w:val="1"/>
-          <w:rtl w:val="0"/>
-        </w:rPr>
-        <w:t xml:space="preserve">Cenário 3:</w:t>
-      </w:r>
-      <w:r>
-        <w:rPr>
-          <w:rtl w:val="0"/>
-        </w:rPr>
-        <w:t xml:space="preserve"> Comprador está logado e tenta comprar uma quantidade de ingressos superior ao total disponível.</w:t>
-      </w:r>
-    </w:p>
-    <w:p>
-      <w:pPr>
-        <w:pBdr>
-          <w:top w:color="auto" w:space="0" w:sz="0" w:val="none"/>
-          <w:left w:color="auto" w:space="0" w:sz="0" w:val="none"/>
-          <w:bottom w:color="auto" w:space="0" w:sz="0" w:val="none"/>
-          <w:right w:color="auto" w:space="0" w:sz="0" w:val="none"/>
-          <w:between w:color="auto" w:space="0" w:sz="0" w:val="none"/>
-        </w:pBdr>
-        <w:rPr/>
-      </w:pPr>
-      <w:r>
-        <w:rPr>
-          <w:b w:val="1"/>
-          <w:bCs w:val="1"/>
-          <w:rtl w:val="0"/>
-        </w:rPr>
-        <w:t xml:space="preserve">Dado</w:t>
-      </w:r>
-      <w:r>
-        <w:rPr>
-          <w:rtl w:val="0"/>
-        </w:rPr>
-        <w:t xml:space="preserve"> que tenha pelo menos um ingresso disponível</w:t>
-      </w:r>
-    </w:p>
-    <w:p>
-      <w:pPr>
-        <w:pBdr>
-          <w:top w:color="auto" w:space="0" w:sz="0" w:val="none"/>
-          <w:left w:color="auto" w:space="0" w:sz="0" w:val="none"/>
-          <w:bottom w:color="auto" w:space="0" w:sz="0" w:val="none"/>
-          <w:right w:color="auto" w:space="0" w:sz="0" w:val="none"/>
-          <w:between w:color="auto" w:space="0" w:sz="0" w:val="none"/>
-        </w:pBdr>
-        <w:rPr/>
-      </w:pPr>
-      <w:r>
-        <w:rPr>
-          <w:b w:val="1"/>
-          <w:bCs w:val="1"/>
-          <w:rtl w:val="0"/>
-        </w:rPr>
-        <w:t xml:space="preserve">Quando</w:t>
-      </w:r>
-      <w:r>
-        <w:rPr>
-          <w:rtl w:val="0"/>
-        </w:rPr>
-        <w:t xml:space="preserve"> o usuário tenta aumentar a quantidade de ingressos além do total disponível</w:t>
-      </w:r>
-    </w:p>
-    <w:p>
-      <w:pPr>
-        <w:pBdr>
-          <w:top w:color="auto" w:space="0" w:sz="0" w:val="none"/>
-          <w:left w:color="auto" w:space="0" w:sz="0" w:val="none"/>
-          <w:bottom w:color="auto" w:space="0" w:sz="0" w:val="none"/>
-          <w:right w:color="auto" w:space="0" w:sz="0" w:val="none"/>
-          <w:between w:color="auto" w:space="0" w:sz="0" w:val="none"/>
-        </w:pBdr>
-        <w:rPr/>
-      </w:pPr>
-      <w:r>
-        <w:rPr>
-          <w:b w:val="1"/>
-          <w:bCs w:val="1"/>
-          <w:rtl w:val="0"/>
-        </w:rPr>
-        <w:t xml:space="preserve">Então</w:t>
-      </w:r>
-      <w:r>
-        <w:rPr>
-          <w:rtl w:val="0"/>
-        </w:rPr>
-        <w:t xml:space="preserve"> o comprador é informado o total de ingressos disponíveis e continua na página de comprar ingressos</w:t>
-      </w:r>
-    </w:p>
-    <w:p>
-      <w:pPr>
-        <w:pBdr>
-          <w:top w:color="auto" w:space="0" w:sz="0" w:val="none"/>
-          <w:left w:color="auto" w:space="0" w:sz="0" w:val="none"/>
-          <w:bottom w:color="auto" w:space="0" w:sz="0" w:val="none"/>
-          <w:right w:color="auto" w:space="0" w:sz="0" w:val="none"/>
-          <w:between w:color="auto" w:space="0" w:sz="0" w:val="none"/>
-        </w:pBdr>
+        <w:spacing w:line="276" w:lineRule="auto"/>
         <w:rPr/>
       </w:pPr>
       <w:r>
@@ -536,16 +419,824 @@
     </w:p>
     <w:p>
       <w:pPr>
+        <w:rPr/>
+      </w:pPr>
+      <w:r>
+        <w:rPr>
+          <w:b w:val="1"/>
+          <w:bCs w:val="1"/>
+          <w:rtl w:val="0"/>
+        </w:rPr>
+        <w:t xml:space="preserve">Cenário 4:</w:t>
+      </w:r>
+      <w:r>
+        <w:rPr>
+          <w:rtl w:val="0"/>
+        </w:rPr>
+        <w:t xml:space="preserve"> Pesquisar por Palavra-chave (Resultado Encontrado)</w:t>
+      </w:r>
+    </w:p>
+    <w:p>
+      <w:pPr>
+        <w:rPr/>
+      </w:pPr>
+      <w:r>
+        <w:rPr>
+          <w:b w:val="1"/>
+          <w:bCs w:val="1"/>
+          <w:rtl w:val="0"/>
+        </w:rPr>
+        <w:t xml:space="preserve">Dado</w:t>
+      </w:r>
+      <w:r>
+        <w:rPr>
+          <w:rtl w:val="0"/>
+        </w:rPr>
+        <w:t xml:space="preserve"> que existe um evento chamado "Show da Banda X".</w:t>
+      </w:r>
+    </w:p>
+    <w:p>
+      <w:pPr>
+        <w:rPr/>
+      </w:pPr>
+      <w:r>
+        <w:rPr>
+          <w:b w:val="1"/>
+          <w:bCs w:val="1"/>
+          <w:rtl w:val="0"/>
+        </w:rPr>
+        <w:t xml:space="preserve">Quando</w:t>
+      </w:r>
+      <w:r>
+        <w:rPr>
+          <w:rtl w:val="0"/>
+        </w:rPr>
+        <w:t xml:space="preserve"> o cidadão interessado digita "Banda X" na barra de busca.</w:t>
+      </w:r>
+    </w:p>
+    <w:p>
+      <w:pPr>
+        <w:rPr/>
+      </w:pPr>
+      <w:r>
+        <w:rPr>
+          <w:b w:val="1"/>
+          <w:bCs w:val="1"/>
+          <w:rtl w:val="0"/>
+        </w:rPr>
+        <w:t xml:space="preserve">Então</w:t>
+      </w:r>
+      <w:r>
+        <w:rPr>
+          <w:rtl w:val="0"/>
+        </w:rPr>
+        <w:t xml:space="preserve"> a página mostra ao cidadão interessado o resultado do "Show da Banda X" e informações resumidas.</w:t>
+      </w:r>
+    </w:p>
+    <w:p>
+      <w:pPr>
         <w:pBdr>
-          <w:top w:color="auto" w:space="0" w:sz="0" w:val="none"/>
-          <w:left w:color="auto" w:space="0" w:sz="0" w:val="none"/>
-          <w:bottom w:color="auto" w:space="0" w:sz="0" w:val="none"/>
-          <w:right w:color="auto" w:space="0" w:sz="0" w:val="none"/>
-          <w:between w:color="auto" w:space="0" w:sz="0" w:val="none"/>
+          <w:top w:color="000000" w:space="0" w:sz="0" w:val="none"/>
+          <w:left w:color="000000" w:space="0" w:sz="0" w:val="none"/>
+          <w:bottom w:color="000000" w:space="0" w:sz="0" w:val="none"/>
+          <w:right w:color="000000" w:space="0" w:sz="0" w:val="none"/>
+          <w:between w:color="000000" w:space="0" w:sz="0" w:val="none"/>
         </w:pBdr>
         <w:rPr/>
       </w:pPr>
       <w:r>
+        <w:pict>
+          <v:rect style="width:0.0pt;height:1.5pt" o:hr="t" o:hrstd="t" o:hralign="center" fillcolor="#A0A0A0" stroked="f"/>
+        </w:pict>
+      </w:r>
+      <w:r>
+        <w:rPr>
+          <w:rtl w:val="0"/>
+        </w:rPr>
+      </w:r>
+    </w:p>
+    <w:p>
+      <w:pPr>
+        <w:rPr/>
+      </w:pPr>
+      <w:r>
+        <w:rPr>
+          <w:b w:val="1"/>
+          <w:bCs w:val="1"/>
+          <w:rtl w:val="0"/>
+        </w:rPr>
+        <w:t xml:space="preserve">Cenário 5:</w:t>
+      </w:r>
+      <w:r>
+        <w:rPr>
+          <w:rtl w:val="0"/>
+        </w:rPr>
+        <w:t xml:space="preserve"> Pesquisar/Filtrar (Nenhum Resultado Encontrado)</w:t>
+      </w:r>
+    </w:p>
+    <w:p>
+      <w:pPr>
+        <w:rPr/>
+      </w:pPr>
+      <w:r>
+        <w:rPr>
+          <w:b w:val="1"/>
+          <w:bCs w:val="1"/>
+          <w:rtl w:val="0"/>
+        </w:rPr>
+        <w:t xml:space="preserve">Dado</w:t>
+      </w:r>
+      <w:r>
+        <w:rPr>
+          <w:rtl w:val="0"/>
+        </w:rPr>
+        <w:t xml:space="preserve"> que não há eventos que correspondam aos filtros ou à palavra-chave.</w:t>
+      </w:r>
+    </w:p>
+    <w:p>
+      <w:pPr>
+        <w:rPr/>
+      </w:pPr>
+      <w:r>
+        <w:rPr>
+          <w:b w:val="1"/>
+          <w:bCs w:val="1"/>
+          <w:rtl w:val="0"/>
+        </w:rPr>
+        <w:t xml:space="preserve">Quando</w:t>
+      </w:r>
+      <w:r>
+        <w:rPr>
+          <w:rtl w:val="0"/>
+        </w:rPr>
+        <w:t xml:space="preserve"> o cidadão interessado procura por eventos ou digita uma palavra-chave sem resultados.</w:t>
+      </w:r>
+    </w:p>
+    <w:p>
+      <w:pPr>
+        <w:rPr>
+          <w:b w:val="1"/>
+          <w:bCs w:val="1"/>
+          <w:sz w:val="40"/>
+          <w:szCs w:val="40"/>
+        </w:rPr>
+      </w:pPr>
+      <w:r>
+        <w:rPr>
+          <w:b w:val="1"/>
+          <w:bCs w:val="1"/>
+          <w:rtl w:val="0"/>
+        </w:rPr>
+        <w:t xml:space="preserve">Então</w:t>
+      </w:r>
+      <w:r>
+        <w:rPr>
+          <w:rtl w:val="0"/>
+        </w:rPr>
+        <w:t xml:space="preserve"> o site deve informar o cidadão interessado que não foram encontrados resultados, com sugestão de remover filtros ou alterar a busca.</w:t>
+      </w:r>
+      <w:r>
+        <w:rPr>
+          <w:rtl w:val="0"/>
+        </w:rPr>
+      </w:r>
+    </w:p>
+    <w:p>
+      <w:pPr>
+        <w:pBdr>
+          <w:top w:color="000000" w:space="0" w:sz="0" w:val="none"/>
+          <w:left w:color="000000" w:space="0" w:sz="0" w:val="none"/>
+          <w:bottom w:color="000000" w:space="0" w:sz="0" w:val="none"/>
+          <w:right w:color="000000" w:space="0" w:sz="0" w:val="none"/>
+          <w:between w:color="000000" w:space="0" w:sz="0" w:val="none"/>
+        </w:pBdr>
+        <w:spacing w:line="276" w:lineRule="auto"/>
+        <w:rPr>
+          <w:b w:val="1"/>
+          <w:bCs w:val="1"/>
+          <w:sz w:val="40"/>
+          <w:szCs w:val="40"/>
+        </w:rPr>
+      </w:pPr>
+      <w:r>
+        <w:rPr>
+          <w:rtl w:val="0"/>
+        </w:rPr>
+      </w:r>
+    </w:p>
+    <w:p>
+      <w:pPr>
+        <w:pBdr>
+          <w:top w:color="000000" w:space="0" w:sz="0" w:val="none"/>
+          <w:left w:color="000000" w:space="0" w:sz="0" w:val="none"/>
+          <w:bottom w:color="000000" w:space="0" w:sz="0" w:val="none"/>
+          <w:right w:color="000000" w:space="0" w:sz="0" w:val="none"/>
+          <w:between w:color="000000" w:space="0" w:sz="0" w:val="none"/>
+        </w:pBdr>
+        <w:spacing w:line="276" w:lineRule="auto"/>
+        <w:rPr>
+          <w:b w:val="1"/>
+          <w:bCs w:val="1"/>
+          <w:sz w:val="40"/>
+          <w:szCs w:val="40"/>
+        </w:rPr>
+      </w:pPr>
+      <w:r>
+        <w:rPr>
+          <w:rtl w:val="0"/>
+        </w:rPr>
+      </w:r>
+    </w:p>
+    <w:p>
+      <w:pPr>
+        <w:pBdr>
+          <w:top w:color="000000" w:space="0" w:sz="0" w:val="none"/>
+          <w:left w:color="000000" w:space="0" w:sz="0" w:val="none"/>
+          <w:bottom w:color="000000" w:space="0" w:sz="0" w:val="none"/>
+          <w:right w:color="000000" w:space="0" w:sz="0" w:val="none"/>
+          <w:between w:color="000000" w:space="0" w:sz="0" w:val="none"/>
+        </w:pBdr>
+        <w:spacing w:line="276" w:lineRule="auto"/>
+        <w:rPr>
+          <w:b w:val="1"/>
+          <w:bCs w:val="1"/>
+          <w:sz w:val="40"/>
+          <w:szCs w:val="40"/>
+        </w:rPr>
+      </w:pPr>
+      <w:r>
+        <w:rPr>
+          <w:rtl w:val="0"/>
+        </w:rPr>
+      </w:r>
+    </w:p>
+    <w:p>
+      <w:pPr>
+        <w:pBdr>
+          <w:top w:color="000000" w:space="0" w:sz="0" w:val="none"/>
+          <w:left w:color="000000" w:space="0" w:sz="0" w:val="none"/>
+          <w:bottom w:color="000000" w:space="0" w:sz="0" w:val="none"/>
+          <w:right w:color="000000" w:space="0" w:sz="0" w:val="none"/>
+          <w:between w:color="000000" w:space="0" w:sz="0" w:val="none"/>
+        </w:pBdr>
+        <w:spacing w:line="276" w:lineRule="auto"/>
+        <w:rPr>
+          <w:b w:val="1"/>
+          <w:bCs w:val="1"/>
+          <w:sz w:val="40"/>
+          <w:szCs w:val="40"/>
+        </w:rPr>
+      </w:pPr>
+      <w:r>
+        <w:rPr>
+          <w:rtl w:val="0"/>
+        </w:rPr>
+      </w:r>
+    </w:p>
+    <w:p>
+      <w:pPr>
+        <w:pBdr>
+          <w:top w:color="000000" w:space="0" w:sz="0" w:val="none"/>
+          <w:left w:color="000000" w:space="0" w:sz="0" w:val="none"/>
+          <w:bottom w:color="000000" w:space="0" w:sz="0" w:val="none"/>
+          <w:right w:color="000000" w:space="0" w:sz="0" w:val="none"/>
+          <w:between w:color="000000" w:space="0" w:sz="0" w:val="none"/>
+        </w:pBdr>
+        <w:spacing w:line="276" w:lineRule="auto"/>
+        <w:rPr>
+          <w:sz w:val="40"/>
+          <w:szCs w:val="40"/>
+        </w:rPr>
+      </w:pPr>
+      <w:r>
+        <w:rPr>
+          <w:b w:val="1"/>
+          <w:bCs w:val="1"/>
+          <w:sz w:val="40"/>
+          <w:szCs w:val="40"/>
+          <w:rtl w:val="0"/>
+        </w:rPr>
+        <w:t xml:space="preserve">T</w:t>
+      </w:r>
+      <w:r>
+        <w:rPr>
+          <w:b w:val="1"/>
+          <w:bCs w:val="1"/>
+          <w:color w:val="0a0a0a"/>
+          <w:sz w:val="40"/>
+          <w:szCs w:val="40"/>
+          <w:highlight w:val="white"/>
+          <w:rtl w:val="0"/>
+        </w:rPr>
+        <w:t xml:space="preserve">í</w:t>
+      </w:r>
+      <w:r>
+        <w:rPr>
+          <w:b w:val="1"/>
+          <w:bCs w:val="1"/>
+          <w:sz w:val="40"/>
+          <w:szCs w:val="40"/>
+          <w:rtl w:val="0"/>
+        </w:rPr>
+        <w:t xml:space="preserve">tulo:</w:t>
+      </w:r>
+      <w:r>
+        <w:rPr>
+          <w:rtl w:val="0"/>
+        </w:rPr>
+        <w:t xml:space="preserve"> </w:t>
+      </w:r>
+      <w:r>
+        <w:rPr>
+          <w:sz w:val="40"/>
+          <w:szCs w:val="40"/>
+          <w:rtl w:val="0"/>
+        </w:rPr>
+        <w:t xml:space="preserve">Comprar Ingresso</w:t>
+      </w:r>
+    </w:p>
+    <w:p>
+      <w:pPr>
+        <w:pBdr>
+          <w:top w:color="000000" w:space="0" w:sz="0" w:val="none"/>
+          <w:left w:color="000000" w:space="0" w:sz="0" w:val="none"/>
+          <w:bottom w:color="000000" w:space="0" w:sz="0" w:val="none"/>
+          <w:right w:color="000000" w:space="0" w:sz="0" w:val="none"/>
+          <w:between w:color="000000" w:space="0" w:sz="0" w:val="none"/>
+        </w:pBdr>
+        <w:spacing w:line="276" w:lineRule="auto"/>
+        <w:rPr/>
+      </w:pPr>
+      <w:r>
+        <w:rPr>
+          <w:rtl w:val="0"/>
+        </w:rPr>
+      </w:r>
+    </w:p>
+    <w:p>
+      <w:pPr>
+        <w:pBdr>
+          <w:top w:color="000000" w:space="0" w:sz="0" w:val="none"/>
+          <w:left w:color="000000" w:space="0" w:sz="0" w:val="none"/>
+          <w:bottom w:color="000000" w:space="0" w:sz="0" w:val="none"/>
+          <w:right w:color="000000" w:space="0" w:sz="0" w:val="none"/>
+          <w:between w:color="000000" w:space="0" w:sz="0" w:val="none"/>
+        </w:pBdr>
+        <w:spacing w:line="276" w:lineRule="auto"/>
+        <w:rPr>
+          <w:sz w:val="30"/>
+          <w:szCs w:val="30"/>
+        </w:rPr>
+      </w:pPr>
+      <w:r>
+        <w:rPr>
+          <w:b w:val="1"/>
+          <w:bCs w:val="1"/>
+          <w:sz w:val="30"/>
+          <w:szCs w:val="30"/>
+          <w:rtl w:val="0"/>
+        </w:rPr>
+        <w:t xml:space="preserve">História:</w:t>
+      </w:r>
+      <w:r>
+        <w:rPr>
+          <w:rtl w:val="0"/>
+        </w:rPr>
+        <w:t xml:space="preserve"> </w:t>
+      </w:r>
+      <w:r>
+        <w:rPr>
+          <w:sz w:val="30"/>
+          <w:szCs w:val="30"/>
+          <w:rtl w:val="0"/>
+        </w:rPr>
+        <w:t xml:space="preserve">Como comprador de ingressos, eu quero ver os ingressos disponíveis de um evento específico para que eu possa comprar ingresso(s) para ele.</w:t>
+      </w:r>
+    </w:p>
+    <w:p>
+      <w:pPr>
+        <w:pBdr>
+          <w:top w:color="000000" w:space="0" w:sz="0" w:val="none"/>
+          <w:left w:color="000000" w:space="0" w:sz="0" w:val="none"/>
+          <w:bottom w:color="000000" w:space="0" w:sz="0" w:val="none"/>
+          <w:right w:color="000000" w:space="0" w:sz="0" w:val="none"/>
+          <w:between w:color="000000" w:space="0" w:sz="0" w:val="none"/>
+        </w:pBdr>
+        <w:spacing w:line="276" w:lineRule="auto"/>
+        <w:rPr/>
+      </w:pPr>
+      <w:r>
+        <w:rPr>
+          <w:rtl w:val="0"/>
+        </w:rPr>
+      </w:r>
+    </w:p>
+    <w:p>
+      <w:pPr>
+        <w:pBdr>
+          <w:top w:color="000000" w:space="0" w:sz="0" w:val="none"/>
+          <w:left w:color="000000" w:space="0" w:sz="0" w:val="none"/>
+          <w:bottom w:color="000000" w:space="0" w:sz="0" w:val="none"/>
+          <w:right w:color="000000" w:space="0" w:sz="0" w:val="none"/>
+          <w:between w:color="000000" w:space="0" w:sz="0" w:val="none"/>
+        </w:pBdr>
+        <w:spacing w:line="276" w:lineRule="auto"/>
+        <w:rPr/>
+      </w:pPr>
+      <w:r>
+        <w:rPr>
+          <w:b w:val="1"/>
+          <w:bCs w:val="1"/>
+          <w:rtl w:val="0"/>
+        </w:rPr>
+        <w:t xml:space="preserve">Cenário 1:</w:t>
+      </w:r>
+      <w:r>
+        <w:rPr>
+          <w:rtl w:val="0"/>
+        </w:rPr>
+        <w:t xml:space="preserve"> Comprador logado compra ingresso</w:t>
+      </w:r>
+    </w:p>
+    <w:p>
+      <w:pPr>
+        <w:pBdr>
+          <w:top w:color="000000" w:space="0" w:sz="0" w:val="none"/>
+          <w:left w:color="000000" w:space="0" w:sz="0" w:val="none"/>
+          <w:bottom w:color="000000" w:space="0" w:sz="0" w:val="none"/>
+          <w:right w:color="000000" w:space="0" w:sz="0" w:val="none"/>
+          <w:between w:color="000000" w:space="0" w:sz="0" w:val="none"/>
+        </w:pBdr>
+        <w:spacing w:line="276" w:lineRule="auto"/>
+        <w:rPr/>
+      </w:pPr>
+      <w:r>
+        <w:rPr>
+          <w:b w:val="1"/>
+          <w:bCs w:val="1"/>
+          <w:rtl w:val="0"/>
+        </w:rPr>
+        <w:t xml:space="preserve">Dado</w:t>
+      </w:r>
+      <w:r>
+        <w:rPr>
+          <w:rtl w:val="0"/>
+        </w:rPr>
+        <w:t xml:space="preserve"> que o pagamento funcione</w:t>
+      </w:r>
+    </w:p>
+    <w:p>
+      <w:pPr>
+        <w:pBdr>
+          <w:top w:color="000000" w:space="0" w:sz="0" w:val="none"/>
+          <w:left w:color="000000" w:space="0" w:sz="0" w:val="none"/>
+          <w:bottom w:color="000000" w:space="0" w:sz="0" w:val="none"/>
+          <w:right w:color="000000" w:space="0" w:sz="0" w:val="none"/>
+          <w:between w:color="000000" w:space="0" w:sz="0" w:val="none"/>
+        </w:pBdr>
+        <w:spacing w:line="276" w:lineRule="auto"/>
+        <w:rPr/>
+      </w:pPr>
+      <w:r>
+        <w:rPr>
+          <w:b w:val="1"/>
+          <w:bCs w:val="1"/>
+          <w:rtl w:val="0"/>
+        </w:rPr>
+        <w:t xml:space="preserve">Quando</w:t>
+      </w:r>
+      <w:r>
+        <w:rPr>
+          <w:rtl w:val="0"/>
+        </w:rPr>
+        <w:t xml:space="preserve"> a compra é solicitada</w:t>
+      </w:r>
+    </w:p>
+    <w:p>
+      <w:pPr>
+        <w:pBdr>
+          <w:top w:color="000000" w:space="0" w:sz="0" w:val="none"/>
+          <w:left w:color="000000" w:space="0" w:sz="0" w:val="none"/>
+          <w:bottom w:color="000000" w:space="0" w:sz="0" w:val="none"/>
+          <w:right w:color="000000" w:space="0" w:sz="0" w:val="none"/>
+          <w:between w:color="000000" w:space="0" w:sz="0" w:val="none"/>
+        </w:pBdr>
+        <w:spacing w:line="276" w:lineRule="auto"/>
+        <w:rPr/>
+      </w:pPr>
+      <w:r>
+        <w:rPr>
+          <w:b w:val="1"/>
+          <w:bCs w:val="1"/>
+          <w:rtl w:val="0"/>
+        </w:rPr>
+        <w:t xml:space="preserve">Então</w:t>
+      </w:r>
+      <w:r>
+        <w:rPr>
+          <w:rtl w:val="0"/>
+        </w:rPr>
+        <w:t xml:space="preserve"> o comprador é debitado o preço do(s) ingresso(s) e recebe os tickets por email e ficam salvo na sua conta</w:t>
+      </w:r>
+    </w:p>
+    <w:p>
+      <w:pPr>
+        <w:pBdr>
+          <w:top w:color="000000" w:space="0" w:sz="0" w:val="none"/>
+          <w:left w:color="000000" w:space="0" w:sz="0" w:val="none"/>
+          <w:bottom w:color="000000" w:space="0" w:sz="0" w:val="none"/>
+          <w:right w:color="000000" w:space="0" w:sz="0" w:val="none"/>
+          <w:between w:color="000000" w:space="0" w:sz="0" w:val="none"/>
+        </w:pBdr>
+        <w:spacing w:line="276" w:lineRule="auto"/>
+        <w:rPr/>
+      </w:pPr>
+      <w:r>
+        <w:pict>
+          <v:rect style="width:0.0pt;height:1.5pt" o:hr="t" o:hrstd="t" o:hralign="center" fillcolor="#A0A0A0" stroked="f"/>
+        </w:pict>
+      </w:r>
+      <w:r>
+        <w:rPr>
+          <w:rtl w:val="0"/>
+        </w:rPr>
+      </w:r>
+    </w:p>
+    <w:p>
+      <w:pPr>
+        <w:pBdr>
+          <w:top w:color="000000" w:space="0" w:sz="0" w:val="none"/>
+          <w:left w:color="000000" w:space="0" w:sz="0" w:val="none"/>
+          <w:bottom w:color="000000" w:space="0" w:sz="0" w:val="none"/>
+          <w:right w:color="000000" w:space="0" w:sz="0" w:val="none"/>
+          <w:between w:color="000000" w:space="0" w:sz="0" w:val="none"/>
+        </w:pBdr>
+        <w:spacing w:line="276" w:lineRule="auto"/>
+        <w:rPr/>
+      </w:pPr>
+      <w:r>
+        <w:rPr>
+          <w:b w:val="1"/>
+          <w:bCs w:val="1"/>
+          <w:rtl w:val="0"/>
+        </w:rPr>
+        <w:t xml:space="preserve">Cenário 2:</w:t>
+      </w:r>
+      <w:r>
+        <w:rPr>
+          <w:rtl w:val="0"/>
+        </w:rPr>
+        <w:t xml:space="preserve"> Comprador não logado compra ingresso</w:t>
+      </w:r>
+    </w:p>
+    <w:p>
+      <w:pPr>
+        <w:pBdr>
+          <w:top w:color="000000" w:space="0" w:sz="0" w:val="none"/>
+          <w:left w:color="000000" w:space="0" w:sz="0" w:val="none"/>
+          <w:bottom w:color="000000" w:space="0" w:sz="0" w:val="none"/>
+          <w:right w:color="000000" w:space="0" w:sz="0" w:val="none"/>
+          <w:between w:color="000000" w:space="0" w:sz="0" w:val="none"/>
+        </w:pBdr>
+        <w:spacing w:line="276" w:lineRule="auto"/>
+        <w:rPr/>
+      </w:pPr>
+      <w:r>
+        <w:rPr>
+          <w:b w:val="1"/>
+          <w:bCs w:val="1"/>
+          <w:rtl w:val="0"/>
+        </w:rPr>
+        <w:t xml:space="preserve">Dado</w:t>
+      </w:r>
+      <w:r>
+        <w:rPr>
+          <w:rtl w:val="0"/>
+        </w:rPr>
+        <w:t xml:space="preserve"> que o pagamento funcione</w:t>
+      </w:r>
+    </w:p>
+    <w:p>
+      <w:pPr>
+        <w:pBdr>
+          <w:top w:color="000000" w:space="0" w:sz="0" w:val="none"/>
+          <w:left w:color="000000" w:space="0" w:sz="0" w:val="none"/>
+          <w:bottom w:color="000000" w:space="0" w:sz="0" w:val="none"/>
+          <w:right w:color="000000" w:space="0" w:sz="0" w:val="none"/>
+          <w:between w:color="000000" w:space="0" w:sz="0" w:val="none"/>
+        </w:pBdr>
+        <w:spacing w:line="276" w:lineRule="auto"/>
+        <w:rPr/>
+      </w:pPr>
+      <w:r>
+        <w:rPr>
+          <w:b w:val="1"/>
+          <w:bCs w:val="1"/>
+          <w:rtl w:val="0"/>
+        </w:rPr>
+        <w:t xml:space="preserve">Quando</w:t>
+      </w:r>
+      <w:r>
+        <w:rPr>
+          <w:rtl w:val="0"/>
+        </w:rPr>
+        <w:t xml:space="preserve"> a compra é solicitada</w:t>
+      </w:r>
+    </w:p>
+    <w:p>
+      <w:pPr>
+        <w:pBdr>
+          <w:top w:color="000000" w:space="0" w:sz="0" w:val="none"/>
+          <w:left w:color="000000" w:space="0" w:sz="0" w:val="none"/>
+          <w:bottom w:color="000000" w:space="0" w:sz="0" w:val="none"/>
+          <w:right w:color="000000" w:space="0" w:sz="0" w:val="none"/>
+          <w:between w:color="000000" w:space="0" w:sz="0" w:val="none"/>
+        </w:pBdr>
+        <w:spacing w:line="276" w:lineRule="auto"/>
+        <w:rPr/>
+      </w:pPr>
+      <w:r>
+        <w:rPr>
+          <w:b w:val="1"/>
+          <w:bCs w:val="1"/>
+          <w:rtl w:val="0"/>
+        </w:rPr>
+        <w:t xml:space="preserve">Então</w:t>
+      </w:r>
+      <w:r>
+        <w:rPr>
+          <w:rtl w:val="0"/>
+        </w:rPr>
+        <w:t xml:space="preserve"> o comprador é debitado o preço do(s) ingresso(s) e recebe os tickets somente por email</w:t>
+      </w:r>
+    </w:p>
+    <w:p>
+      <w:pPr>
+        <w:pBdr>
+          <w:top w:color="000000" w:space="0" w:sz="0" w:val="none"/>
+          <w:left w:color="000000" w:space="0" w:sz="0" w:val="none"/>
+          <w:bottom w:color="000000" w:space="0" w:sz="0" w:val="none"/>
+          <w:right w:color="000000" w:space="0" w:sz="0" w:val="none"/>
+          <w:between w:color="000000" w:space="0" w:sz="0" w:val="none"/>
+        </w:pBdr>
+        <w:spacing w:line="276" w:lineRule="auto"/>
+        <w:rPr/>
+      </w:pPr>
+      <w:r>
+        <w:pict>
+          <v:rect style="width:0.0pt;height:1.5pt" o:hr="t" o:hrstd="t" o:hralign="center" fillcolor="#A0A0A0" stroked="f"/>
+        </w:pict>
+      </w:r>
+      <w:r>
+        <w:rPr>
+          <w:rtl w:val="0"/>
+        </w:rPr>
+      </w:r>
+    </w:p>
+    <w:p>
+      <w:pPr>
+        <w:pBdr>
+          <w:top w:color="000000" w:space="0" w:sz="0" w:val="none"/>
+          <w:left w:color="000000" w:space="0" w:sz="0" w:val="none"/>
+          <w:bottom w:color="000000" w:space="0" w:sz="0" w:val="none"/>
+          <w:right w:color="000000" w:space="0" w:sz="0" w:val="none"/>
+          <w:between w:color="000000" w:space="0" w:sz="0" w:val="none"/>
+        </w:pBdr>
+        <w:spacing w:line="276" w:lineRule="auto"/>
+        <w:rPr/>
+      </w:pPr>
+      <w:r>
+        <w:rPr>
+          <w:b w:val="1"/>
+          <w:bCs w:val="1"/>
+          <w:rtl w:val="0"/>
+        </w:rPr>
+        <w:t xml:space="preserve">Cenário 3:</w:t>
+      </w:r>
+      <w:r>
+        <w:rPr>
+          <w:rtl w:val="0"/>
+        </w:rPr>
+        <w:t xml:space="preserve"> Comprador tenta comprar mais ingressos que disponível</w:t>
+      </w:r>
+    </w:p>
+    <w:p>
+      <w:pPr>
+        <w:pBdr>
+          <w:top w:color="000000" w:space="0" w:sz="0" w:val="none"/>
+          <w:left w:color="000000" w:space="0" w:sz="0" w:val="none"/>
+          <w:bottom w:color="000000" w:space="0" w:sz="0" w:val="none"/>
+          <w:right w:color="000000" w:space="0" w:sz="0" w:val="none"/>
+          <w:between w:color="000000" w:space="0" w:sz="0" w:val="none"/>
+        </w:pBdr>
+        <w:spacing w:line="276" w:lineRule="auto"/>
+        <w:rPr/>
+      </w:pPr>
+      <w:r>
+        <w:rPr>
+          <w:b w:val="1"/>
+          <w:bCs w:val="1"/>
+          <w:rtl w:val="0"/>
+        </w:rPr>
+        <w:t xml:space="preserve">Dado</w:t>
+      </w:r>
+      <w:r>
+        <w:rPr>
+          <w:rtl w:val="0"/>
+        </w:rPr>
+        <w:t xml:space="preserve"> que tenha pelo menos um ingresso disponível</w:t>
+      </w:r>
+    </w:p>
+    <w:p>
+      <w:pPr>
+        <w:pBdr>
+          <w:top w:color="000000" w:space="0" w:sz="0" w:val="none"/>
+          <w:left w:color="000000" w:space="0" w:sz="0" w:val="none"/>
+          <w:bottom w:color="000000" w:space="0" w:sz="0" w:val="none"/>
+          <w:right w:color="000000" w:space="0" w:sz="0" w:val="none"/>
+          <w:between w:color="000000" w:space="0" w:sz="0" w:val="none"/>
+        </w:pBdr>
+        <w:spacing w:line="276" w:lineRule="auto"/>
+        <w:rPr/>
+      </w:pPr>
+      <w:r>
+        <w:rPr>
+          <w:b w:val="1"/>
+          <w:bCs w:val="1"/>
+          <w:rtl w:val="0"/>
+        </w:rPr>
+        <w:t xml:space="preserve">Quando</w:t>
+      </w:r>
+      <w:r>
+        <w:rPr>
+          <w:rtl w:val="0"/>
+        </w:rPr>
+        <w:t xml:space="preserve"> o comprador tenta aumentar a quantidade de ingressos além do total disponível</w:t>
+      </w:r>
+    </w:p>
+    <w:p>
+      <w:pPr>
+        <w:pBdr>
+          <w:top w:color="000000" w:space="0" w:sz="0" w:val="none"/>
+          <w:left w:color="000000" w:space="0" w:sz="0" w:val="none"/>
+          <w:bottom w:color="000000" w:space="0" w:sz="0" w:val="none"/>
+          <w:right w:color="000000" w:space="0" w:sz="0" w:val="none"/>
+          <w:between w:color="000000" w:space="0" w:sz="0" w:val="none"/>
+        </w:pBdr>
+        <w:spacing w:line="276" w:lineRule="auto"/>
+        <w:rPr/>
+      </w:pPr>
+      <w:r>
+        <w:rPr>
+          <w:b w:val="1"/>
+          <w:bCs w:val="1"/>
+          <w:rtl w:val="0"/>
+        </w:rPr>
+        <w:t xml:space="preserve">Então</w:t>
+      </w:r>
+      <w:r>
+        <w:rPr>
+          <w:rtl w:val="0"/>
+        </w:rPr>
+        <w:t xml:space="preserve"> o comprador é informado o total de ingressos disponíveis e continua na página de comprar ingressos</w:t>
+      </w:r>
+    </w:p>
+    <w:p>
+      <w:pPr>
+        <w:pBdr>
+          <w:top w:color="000000" w:space="0" w:sz="0" w:val="none"/>
+          <w:left w:color="000000" w:space="0" w:sz="0" w:val="none"/>
+          <w:bottom w:color="000000" w:space="0" w:sz="0" w:val="none"/>
+          <w:right w:color="000000" w:space="0" w:sz="0" w:val="none"/>
+          <w:between w:color="000000" w:space="0" w:sz="0" w:val="none"/>
+        </w:pBdr>
+        <w:spacing w:line="276" w:lineRule="auto"/>
+        <w:rPr/>
+      </w:pPr>
+      <w:r>
+        <w:pict>
+          <v:rect style="width:0.0pt;height:1.5pt" o:hr="t" o:hrstd="t" o:hralign="center" fillcolor="#A0A0A0" stroked="f"/>
+        </w:pict>
+      </w:r>
+      <w:r>
+        <w:rPr>
+          <w:rtl w:val="0"/>
+        </w:rPr>
+      </w:r>
+    </w:p>
+    <w:p>
+      <w:pPr>
+        <w:pBdr>
+          <w:top w:color="000000" w:space="0" w:sz="0" w:val="none"/>
+          <w:left w:color="000000" w:space="0" w:sz="0" w:val="none"/>
+          <w:bottom w:color="000000" w:space="0" w:sz="0" w:val="none"/>
+          <w:right w:color="000000" w:space="0" w:sz="0" w:val="none"/>
+          <w:between w:color="000000" w:space="0" w:sz="0" w:val="none"/>
+        </w:pBdr>
+        <w:spacing w:line="276" w:lineRule="auto"/>
+        <w:rPr/>
+      </w:pPr>
+      <w:r>
         <w:rPr>
           <w:b w:val="1"/>
           <w:bCs w:val="1"/>
@@ -563,12 +1254,13 @@
     <w:p>
       <w:pPr>
         <w:pBdr>
-          <w:top w:color="auto" w:space="0" w:sz="0" w:val="none"/>
-          <w:left w:color="auto" w:space="0" w:sz="0" w:val="none"/>
-          <w:bottom w:color="auto" w:space="0" w:sz="0" w:val="none"/>
-          <w:right w:color="auto" w:space="0" w:sz="0" w:val="none"/>
-          <w:between w:color="auto" w:space="0" w:sz="0" w:val="none"/>
+          <w:top w:color="000000" w:space="0" w:sz="0" w:val="none"/>
+          <w:left w:color="000000" w:space="0" w:sz="0" w:val="none"/>
+          <w:bottom w:color="000000" w:space="0" w:sz="0" w:val="none"/>
+          <w:right w:color="000000" w:space="0" w:sz="0" w:val="none"/>
+          <w:between w:color="000000" w:space="0" w:sz="0" w:val="none"/>
         </w:pBdr>
+        <w:spacing w:line="276" w:lineRule="auto"/>
         <w:rPr/>
       </w:pPr>
       <w:r>
@@ -589,12 +1281,13 @@
     <w:p>
       <w:pPr>
         <w:pBdr>
-          <w:top w:color="auto" w:space="0" w:sz="0" w:val="none"/>
-          <w:left w:color="auto" w:space="0" w:sz="0" w:val="none"/>
-          <w:bottom w:color="auto" w:space="0" w:sz="0" w:val="none"/>
-          <w:right w:color="auto" w:space="0" w:sz="0" w:val="none"/>
-          <w:between w:color="auto" w:space="0" w:sz="0" w:val="none"/>
+          <w:top w:color="000000" w:space="0" w:sz="0" w:val="none"/>
+          <w:left w:color="000000" w:space="0" w:sz="0" w:val="none"/>
+          <w:bottom w:color="000000" w:space="0" w:sz="0" w:val="none"/>
+          <w:right w:color="000000" w:space="0" w:sz="0" w:val="none"/>
+          <w:between w:color="000000" w:space="0" w:sz="0" w:val="none"/>
         </w:pBdr>
+        <w:spacing w:line="276" w:lineRule="auto"/>
         <w:rPr/>
       </w:pPr>
       <w:r>
@@ -615,12 +1308,13 @@
     <w:p>
       <w:pPr>
         <w:pBdr>
-          <w:top w:color="auto" w:space="0" w:sz="0" w:val="none"/>
-          <w:left w:color="auto" w:space="0" w:sz="0" w:val="none"/>
-          <w:bottom w:color="auto" w:space="0" w:sz="0" w:val="none"/>
-          <w:right w:color="auto" w:space="0" w:sz="0" w:val="none"/>
-          <w:between w:color="auto" w:space="0" w:sz="0" w:val="none"/>
+          <w:top w:color="000000" w:space="0" w:sz="0" w:val="none"/>
+          <w:left w:color="000000" w:space="0" w:sz="0" w:val="none"/>
+          <w:bottom w:color="000000" w:space="0" w:sz="0" w:val="none"/>
+          <w:right w:color="000000" w:space="0" w:sz="0" w:val="none"/>
+          <w:between w:color="000000" w:space="0" w:sz="0" w:val="none"/>
         </w:pBdr>
+        <w:spacing w:line="276" w:lineRule="auto"/>
         <w:rPr/>
       </w:pPr>
       <w:r>
@@ -635,7 +1329,2624 @@
         <w:rPr>
           <w:rtl w:val="0"/>
         </w:rPr>
-        <w:t xml:space="preserve"> o comprador é informado que a empresa não está vendendo mais ingressos pra o evento</w:t>
+        <w:t xml:space="preserve"> o comprador é informado que a empresa não está vendendo mais ingressos para o evento</w:t>
+      </w:r>
+    </w:p>
+    <w:p>
+      <w:pPr>
+        <w:spacing w:line="276" w:lineRule="auto"/>
+        <w:rPr/>
+      </w:pPr>
+      <w:r>
+        <w:rPr>
+          <w:rtl w:val="0"/>
+        </w:rPr>
+      </w:r>
+    </w:p>
+    <w:p>
+      <w:pPr>
+        <w:spacing w:line="276" w:lineRule="auto"/>
+        <w:rPr/>
+      </w:pPr>
+      <w:r>
+        <w:rPr>
+          <w:rtl w:val="0"/>
+        </w:rPr>
+      </w:r>
+    </w:p>
+    <w:p>
+      <w:pPr>
+        <w:spacing w:line="276" w:lineRule="auto"/>
+        <w:rPr/>
+      </w:pPr>
+      <w:r>
+        <w:rPr>
+          <w:rtl w:val="0"/>
+        </w:rPr>
+      </w:r>
+    </w:p>
+    <w:p>
+      <w:pPr>
+        <w:spacing w:line="276" w:lineRule="auto"/>
+        <w:rPr/>
+      </w:pPr>
+      <w:r>
+        <w:rPr>
+          <w:rtl w:val="0"/>
+        </w:rPr>
+      </w:r>
+    </w:p>
+    <w:p>
+      <w:pPr>
+        <w:spacing w:line="276" w:lineRule="auto"/>
+        <w:rPr/>
+      </w:pPr>
+      <w:r>
+        <w:rPr>
+          <w:rtl w:val="0"/>
+        </w:rPr>
+      </w:r>
+    </w:p>
+    <w:p>
+      <w:pPr>
+        <w:spacing w:line="276" w:lineRule="auto"/>
+        <w:rPr/>
+      </w:pPr>
+      <w:r>
+        <w:rPr>
+          <w:rtl w:val="0"/>
+        </w:rPr>
+      </w:r>
+    </w:p>
+    <w:p>
+      <w:pPr>
+        <w:spacing w:line="276" w:lineRule="auto"/>
+        <w:rPr/>
+      </w:pPr>
+      <w:r>
+        <w:rPr>
+          <w:rtl w:val="0"/>
+        </w:rPr>
+      </w:r>
+    </w:p>
+    <w:p>
+      <w:pPr>
+        <w:spacing w:line="276" w:lineRule="auto"/>
+        <w:rPr/>
+      </w:pPr>
+      <w:r>
+        <w:rPr>
+          <w:rtl w:val="0"/>
+        </w:rPr>
+      </w:r>
+    </w:p>
+    <w:p>
+      <w:pPr>
+        <w:spacing w:line="276" w:lineRule="auto"/>
+        <w:rPr/>
+      </w:pPr>
+      <w:r>
+        <w:rPr>
+          <w:rtl w:val="0"/>
+        </w:rPr>
+      </w:r>
+    </w:p>
+    <w:p>
+      <w:pPr>
+        <w:spacing w:line="276" w:lineRule="auto"/>
+        <w:rPr/>
+      </w:pPr>
+      <w:r>
+        <w:rPr>
+          <w:rtl w:val="0"/>
+        </w:rPr>
+      </w:r>
+    </w:p>
+    <w:p>
+      <w:pPr>
+        <w:spacing w:line="276" w:lineRule="auto"/>
+        <w:rPr/>
+      </w:pPr>
+      <w:r>
+        <w:rPr>
+          <w:rtl w:val="0"/>
+        </w:rPr>
+      </w:r>
+    </w:p>
+    <w:p>
+      <w:pPr>
+        <w:spacing w:line="276" w:lineRule="auto"/>
+        <w:rPr/>
+      </w:pPr>
+      <w:r>
+        <w:rPr>
+          <w:rtl w:val="0"/>
+        </w:rPr>
+      </w:r>
+    </w:p>
+    <w:p>
+      <w:pPr>
+        <w:spacing w:line="276" w:lineRule="auto"/>
+        <w:rPr/>
+      </w:pPr>
+      <w:r>
+        <w:rPr>
+          <w:rtl w:val="0"/>
+        </w:rPr>
+      </w:r>
+    </w:p>
+    <w:p>
+      <w:pPr>
+        <w:spacing w:line="276" w:lineRule="auto"/>
+        <w:rPr/>
+      </w:pPr>
+      <w:r>
+        <w:rPr>
+          <w:rtl w:val="0"/>
+        </w:rPr>
+      </w:r>
+    </w:p>
+    <w:p>
+      <w:pPr>
+        <w:spacing w:line="276" w:lineRule="auto"/>
+        <w:rPr/>
+      </w:pPr>
+      <w:r>
+        <w:rPr>
+          <w:b w:val="1"/>
+          <w:bCs w:val="1"/>
+          <w:sz w:val="40"/>
+          <w:szCs w:val="40"/>
+          <w:rtl w:val="0"/>
+        </w:rPr>
+        <w:t xml:space="preserve">T</w:t>
+      </w:r>
+      <w:r>
+        <w:rPr>
+          <w:b w:val="1"/>
+          <w:bCs w:val="1"/>
+          <w:color w:val="0a0a0a"/>
+          <w:sz w:val="40"/>
+          <w:szCs w:val="40"/>
+          <w:highlight w:val="white"/>
+          <w:rtl w:val="0"/>
+        </w:rPr>
+        <w:t xml:space="preserve">í</w:t>
+      </w:r>
+      <w:r>
+        <w:rPr>
+          <w:b w:val="1"/>
+          <w:bCs w:val="1"/>
+          <w:sz w:val="40"/>
+          <w:szCs w:val="40"/>
+          <w:rtl w:val="0"/>
+        </w:rPr>
+        <w:t xml:space="preserve">tulo:</w:t>
+      </w:r>
+      <w:r>
+        <w:rPr>
+          <w:rtl w:val="0"/>
+        </w:rPr>
+        <w:t xml:space="preserve"> </w:t>
+      </w:r>
+      <w:r>
+        <w:rPr>
+          <w:sz w:val="40"/>
+          <w:szCs w:val="40"/>
+          <w:rtl w:val="0"/>
+        </w:rPr>
+        <w:t xml:space="preserve">Visualizar e Gerenciar Meus Ingressos</w:t>
+      </w:r>
+      <w:r>
+        <w:rPr>
+          <w:rtl w:val="0"/>
+        </w:rPr>
+      </w:r>
+    </w:p>
+    <w:p>
+      <w:pPr>
+        <w:spacing w:line="276" w:lineRule="auto"/>
+        <w:rPr/>
+      </w:pPr>
+      <w:r>
+        <w:rPr>
+          <w:rtl w:val="0"/>
+        </w:rPr>
+      </w:r>
+    </w:p>
+    <w:p>
+      <w:pPr>
+        <w:spacing w:line="276" w:lineRule="auto"/>
+        <w:rPr/>
+      </w:pPr>
+      <w:r>
+        <w:rPr>
+          <w:b w:val="1"/>
+          <w:bCs w:val="1"/>
+          <w:sz w:val="30"/>
+          <w:szCs w:val="30"/>
+          <w:rtl w:val="0"/>
+        </w:rPr>
+        <w:t xml:space="preserve">História:</w:t>
+      </w:r>
+      <w:r>
+        <w:rPr>
+          <w:rtl w:val="0"/>
+        </w:rPr>
+        <w:t xml:space="preserve"> </w:t>
+      </w:r>
+      <w:r>
+        <w:rPr>
+          <w:sz w:val="30"/>
+          <w:szCs w:val="30"/>
+          <w:rtl w:val="0"/>
+        </w:rPr>
+        <w:t xml:space="preserve">Como comprador de ingressos logado, eu quero ver uma lista dos ingressos que comprei para que eu possa acompanhar meus eventos futuros e ter acesso aos tickets.</w:t>
+      </w:r>
+      <w:r>
+        <w:rPr>
+          <w:rtl w:val="0"/>
+        </w:rPr>
+      </w:r>
+    </w:p>
+    <w:p>
+      <w:pPr>
+        <w:spacing w:line="276" w:lineRule="auto"/>
+        <w:rPr/>
+      </w:pPr>
+      <w:r>
+        <w:rPr>
+          <w:rtl w:val="0"/>
+        </w:rPr>
+      </w:r>
+    </w:p>
+    <w:p>
+      <w:pPr>
+        <w:spacing w:line="276" w:lineRule="auto"/>
+        <w:rPr/>
+      </w:pPr>
+      <w:r>
+        <w:rPr>
+          <w:b w:val="1"/>
+          <w:bCs w:val="1"/>
+          <w:rtl w:val="0"/>
+        </w:rPr>
+        <w:t xml:space="preserve">Cenário 1:</w:t>
+      </w:r>
+      <w:r>
+        <w:rPr>
+          <w:rtl w:val="0"/>
+        </w:rPr>
+        <w:t xml:space="preserve"> Visualização de Ingressos Ativos</w:t>
+      </w:r>
+    </w:p>
+    <w:p>
+      <w:pPr>
+        <w:spacing w:line="276" w:lineRule="auto"/>
+        <w:rPr/>
+      </w:pPr>
+      <w:r>
+        <w:rPr>
+          <w:b w:val="1"/>
+          <w:bCs w:val="1"/>
+          <w:rtl w:val="0"/>
+        </w:rPr>
+        <w:t xml:space="preserve">Dado</w:t>
+      </w:r>
+      <w:r>
+        <w:rPr>
+          <w:rtl w:val="0"/>
+        </w:rPr>
+        <w:t xml:space="preserve"> que o comprador compra ingressos para o "Show da Banda X" e o evento ainda não ocorreu.</w:t>
+      </w:r>
+    </w:p>
+    <w:p>
+      <w:pPr>
+        <w:spacing w:line="276" w:lineRule="auto"/>
+        <w:rPr/>
+      </w:pPr>
+      <w:r>
+        <w:rPr>
+          <w:b w:val="1"/>
+          <w:bCs w:val="1"/>
+          <w:rtl w:val="0"/>
+        </w:rPr>
+        <w:t xml:space="preserve">Quando</w:t>
+      </w:r>
+      <w:r>
+        <w:rPr>
+          <w:rtl w:val="0"/>
+        </w:rPr>
+        <w:t xml:space="preserve"> o comprador acessa a seção "Meus Ingressos".</w:t>
+      </w:r>
+    </w:p>
+    <w:p>
+      <w:pPr>
+        <w:spacing w:line="276" w:lineRule="auto"/>
+        <w:rPr/>
+      </w:pPr>
+      <w:r>
+        <w:rPr>
+          <w:b w:val="1"/>
+          <w:bCs w:val="1"/>
+          <w:rtl w:val="0"/>
+        </w:rPr>
+        <w:t xml:space="preserve">Então</w:t>
+      </w:r>
+      <w:r>
+        <w:rPr>
+          <w:rtl w:val="0"/>
+        </w:rPr>
+        <w:t xml:space="preserve"> o comprador vê o título do evento, a data, a quantidade de ingressos e um link para download do(s) ticket(s).</w:t>
+      </w:r>
+    </w:p>
+    <w:p>
+      <w:pPr>
+        <w:pBdr>
+          <w:top w:color="000000" w:space="0" w:sz="0" w:val="none"/>
+          <w:left w:color="000000" w:space="0" w:sz="0" w:val="none"/>
+          <w:bottom w:color="000000" w:space="0" w:sz="0" w:val="none"/>
+          <w:right w:color="000000" w:space="0" w:sz="0" w:val="none"/>
+          <w:between w:color="000000" w:space="0" w:sz="0" w:val="none"/>
+        </w:pBdr>
+        <w:spacing w:line="276" w:lineRule="auto"/>
+        <w:rPr/>
+      </w:pPr>
+      <w:r>
+        <w:pict>
+          <v:rect style="width:0.0pt;height:1.5pt" o:hr="t" o:hrstd="t" o:hralign="center" fillcolor="#A0A0A0" stroked="f"/>
+        </w:pict>
+      </w:r>
+      <w:r>
+        <w:rPr>
+          <w:rtl w:val="0"/>
+        </w:rPr>
+      </w:r>
+    </w:p>
+    <w:p>
+      <w:pPr>
+        <w:spacing w:line="276" w:lineRule="auto"/>
+        <w:rPr/>
+      </w:pPr>
+      <w:r>
+        <w:rPr>
+          <w:b w:val="1"/>
+          <w:bCs w:val="1"/>
+          <w:rtl w:val="0"/>
+        </w:rPr>
+        <w:t xml:space="preserve">Cenário 2:</w:t>
+      </w:r>
+      <w:r>
+        <w:rPr>
+          <w:rtl w:val="0"/>
+        </w:rPr>
+        <w:t xml:space="preserve"> Visualização de Ingressos de Eventos Passados</w:t>
+      </w:r>
+    </w:p>
+    <w:p>
+      <w:pPr>
+        <w:spacing w:line="276" w:lineRule="auto"/>
+        <w:rPr/>
+      </w:pPr>
+      <w:r>
+        <w:rPr>
+          <w:b w:val="1"/>
+          <w:bCs w:val="1"/>
+          <w:rtl w:val="0"/>
+        </w:rPr>
+        <w:t xml:space="preserve">Dado</w:t>
+      </w:r>
+      <w:r>
+        <w:rPr>
+          <w:rtl w:val="0"/>
+        </w:rPr>
+        <w:t xml:space="preserve"> que o "Jogo de Futebol Y" já ocorreu.</w:t>
+      </w:r>
+    </w:p>
+    <w:p>
+      <w:pPr>
+        <w:spacing w:line="276" w:lineRule="auto"/>
+        <w:rPr/>
+      </w:pPr>
+      <w:r>
+        <w:rPr>
+          <w:b w:val="1"/>
+          <w:bCs w:val="1"/>
+          <w:rtl w:val="0"/>
+        </w:rPr>
+        <w:t xml:space="preserve">Quando</w:t>
+      </w:r>
+      <w:r>
+        <w:rPr>
+          <w:rtl w:val="0"/>
+        </w:rPr>
+        <w:t xml:space="preserve"> o comprador acessa a seção "Meus Ingressos" e aplica o filtro "Eventos Passados".</w:t>
+      </w:r>
+    </w:p>
+    <w:p>
+      <w:pPr>
+        <w:spacing w:line="276" w:lineRule="auto"/>
+        <w:rPr/>
+      </w:pPr>
+      <w:r>
+        <w:rPr>
+          <w:b w:val="1"/>
+          <w:bCs w:val="1"/>
+          <w:rtl w:val="0"/>
+        </w:rPr>
+        <w:t xml:space="preserve">Então</w:t>
+      </w:r>
+      <w:r>
+        <w:rPr>
+          <w:rtl w:val="0"/>
+        </w:rPr>
+        <w:t xml:space="preserve"> o comprador vê o registro da compra do ingresso, mas o link de download é desativado ou oculto.</w:t>
+      </w:r>
+    </w:p>
+    <w:p>
+      <w:pPr>
+        <w:spacing w:line="276" w:lineRule="auto"/>
+        <w:rPr/>
+      </w:pPr>
+      <w:r>
+        <w:rPr>
+          <w:rtl w:val="0"/>
+        </w:rPr>
+      </w:r>
+    </w:p>
+    <w:p>
+      <w:pPr>
+        <w:spacing w:line="276" w:lineRule="auto"/>
+        <w:rPr/>
+      </w:pPr>
+      <w:r>
+        <w:rPr>
+          <w:rtl w:val="0"/>
+        </w:rPr>
+      </w:r>
+    </w:p>
+    <w:p>
+      <w:pPr>
+        <w:spacing w:line="276" w:lineRule="auto"/>
+        <w:rPr/>
+      </w:pPr>
+      <w:r>
+        <w:rPr>
+          <w:rtl w:val="0"/>
+        </w:rPr>
+      </w:r>
+    </w:p>
+    <w:p>
+      <w:pPr>
+        <w:spacing w:line="276" w:lineRule="auto"/>
+        <w:rPr/>
+      </w:pPr>
+      <w:r>
+        <w:rPr>
+          <w:rtl w:val="0"/>
+        </w:rPr>
+      </w:r>
+    </w:p>
+    <w:p>
+      <w:pPr>
+        <w:spacing w:line="276" w:lineRule="auto"/>
+        <w:rPr/>
+      </w:pPr>
+      <w:r>
+        <w:rPr>
+          <w:rtl w:val="0"/>
+        </w:rPr>
+      </w:r>
+    </w:p>
+    <w:p>
+      <w:pPr>
+        <w:spacing w:line="276" w:lineRule="auto"/>
+        <w:rPr/>
+      </w:pPr>
+      <w:r>
+        <w:rPr>
+          <w:rtl w:val="0"/>
+        </w:rPr>
+      </w:r>
+    </w:p>
+    <w:p>
+      <w:pPr>
+        <w:spacing w:line="276" w:lineRule="auto"/>
+        <w:rPr/>
+      </w:pPr>
+      <w:r>
+        <w:rPr>
+          <w:rtl w:val="0"/>
+        </w:rPr>
+      </w:r>
+    </w:p>
+    <w:p>
+      <w:pPr>
+        <w:spacing w:line="276" w:lineRule="auto"/>
+        <w:rPr/>
+      </w:pPr>
+      <w:r>
+        <w:rPr>
+          <w:rtl w:val="0"/>
+        </w:rPr>
+      </w:r>
+    </w:p>
+    <w:p>
+      <w:pPr>
+        <w:spacing w:line="276" w:lineRule="auto"/>
+        <w:rPr/>
+      </w:pPr>
+      <w:r>
+        <w:rPr>
+          <w:rtl w:val="0"/>
+        </w:rPr>
+      </w:r>
+    </w:p>
+    <w:p>
+      <w:pPr>
+        <w:spacing w:line="276" w:lineRule="auto"/>
+        <w:rPr/>
+      </w:pPr>
+      <w:r>
+        <w:rPr>
+          <w:rtl w:val="0"/>
+        </w:rPr>
+      </w:r>
+    </w:p>
+    <w:p>
+      <w:pPr>
+        <w:spacing w:line="276" w:lineRule="auto"/>
+        <w:rPr/>
+      </w:pPr>
+      <w:r>
+        <w:rPr>
+          <w:rtl w:val="0"/>
+        </w:rPr>
+      </w:r>
+    </w:p>
+    <w:p>
+      <w:pPr>
+        <w:spacing w:line="276" w:lineRule="auto"/>
+        <w:rPr/>
+      </w:pPr>
+      <w:r>
+        <w:rPr>
+          <w:rtl w:val="0"/>
+        </w:rPr>
+      </w:r>
+    </w:p>
+    <w:p>
+      <w:pPr>
+        <w:spacing w:line="276" w:lineRule="auto"/>
+        <w:rPr/>
+      </w:pPr>
+      <w:r>
+        <w:rPr>
+          <w:rtl w:val="0"/>
+        </w:rPr>
+      </w:r>
+    </w:p>
+    <w:p>
+      <w:pPr>
+        <w:spacing w:line="276" w:lineRule="auto"/>
+        <w:rPr/>
+      </w:pPr>
+      <w:r>
+        <w:rPr>
+          <w:rtl w:val="0"/>
+        </w:rPr>
+      </w:r>
+    </w:p>
+    <w:p>
+      <w:pPr>
+        <w:spacing w:line="276" w:lineRule="auto"/>
+        <w:rPr/>
+      </w:pPr>
+      <w:r>
+        <w:rPr>
+          <w:rtl w:val="0"/>
+        </w:rPr>
+      </w:r>
+    </w:p>
+    <w:p>
+      <w:pPr>
+        <w:spacing w:line="276" w:lineRule="auto"/>
+        <w:rPr/>
+      </w:pPr>
+      <w:r>
+        <w:rPr>
+          <w:rtl w:val="0"/>
+        </w:rPr>
+      </w:r>
+    </w:p>
+    <w:p>
+      <w:pPr>
+        <w:spacing w:line="276" w:lineRule="auto"/>
+        <w:rPr/>
+      </w:pPr>
+      <w:r>
+        <w:rPr>
+          <w:rtl w:val="0"/>
+        </w:rPr>
+      </w:r>
+    </w:p>
+    <w:p>
+      <w:pPr>
+        <w:spacing w:line="276" w:lineRule="auto"/>
+        <w:rPr/>
+      </w:pPr>
+      <w:r>
+        <w:rPr>
+          <w:rtl w:val="0"/>
+        </w:rPr>
+      </w:r>
+    </w:p>
+    <w:p>
+      <w:pPr>
+        <w:spacing w:line="276" w:lineRule="auto"/>
+        <w:rPr/>
+      </w:pPr>
+      <w:r>
+        <w:rPr>
+          <w:rtl w:val="0"/>
+        </w:rPr>
+      </w:r>
+    </w:p>
+    <w:p>
+      <w:pPr>
+        <w:spacing w:line="276" w:lineRule="auto"/>
+        <w:rPr/>
+      </w:pPr>
+      <w:r>
+        <w:rPr>
+          <w:rtl w:val="0"/>
+        </w:rPr>
+      </w:r>
+    </w:p>
+    <w:p>
+      <w:pPr>
+        <w:spacing w:line="276" w:lineRule="auto"/>
+        <w:rPr/>
+      </w:pPr>
+      <w:r>
+        <w:rPr>
+          <w:rtl w:val="0"/>
+        </w:rPr>
+      </w:r>
+    </w:p>
+    <w:p>
+      <w:pPr>
+        <w:spacing w:line="276" w:lineRule="auto"/>
+        <w:rPr/>
+      </w:pPr>
+      <w:r>
+        <w:rPr>
+          <w:rtl w:val="0"/>
+        </w:rPr>
+      </w:r>
+    </w:p>
+    <w:p>
+      <w:pPr>
+        <w:spacing w:line="276" w:lineRule="auto"/>
+        <w:rPr/>
+      </w:pPr>
+      <w:r>
+        <w:rPr>
+          <w:rtl w:val="0"/>
+        </w:rPr>
+      </w:r>
+    </w:p>
+    <w:p>
+      <w:pPr>
+        <w:spacing w:line="276" w:lineRule="auto"/>
+        <w:rPr/>
+      </w:pPr>
+      <w:r>
+        <w:rPr>
+          <w:rtl w:val="0"/>
+        </w:rPr>
+      </w:r>
+    </w:p>
+    <w:p>
+      <w:pPr>
+        <w:spacing w:line="276" w:lineRule="auto"/>
+        <w:rPr/>
+      </w:pPr>
+      <w:r>
+        <w:rPr>
+          <w:b w:val="1"/>
+          <w:bCs w:val="1"/>
+          <w:sz w:val="40"/>
+          <w:szCs w:val="40"/>
+          <w:rtl w:val="0"/>
+        </w:rPr>
+        <w:t xml:space="preserve">T</w:t>
+      </w:r>
+      <w:r>
+        <w:rPr>
+          <w:b w:val="1"/>
+          <w:bCs w:val="1"/>
+          <w:color w:val="0a0a0a"/>
+          <w:sz w:val="40"/>
+          <w:szCs w:val="40"/>
+          <w:highlight w:val="white"/>
+          <w:rtl w:val="0"/>
+        </w:rPr>
+        <w:t xml:space="preserve">í</w:t>
+      </w:r>
+      <w:r>
+        <w:rPr>
+          <w:b w:val="1"/>
+          <w:bCs w:val="1"/>
+          <w:sz w:val="40"/>
+          <w:szCs w:val="40"/>
+          <w:rtl w:val="0"/>
+        </w:rPr>
+        <w:t xml:space="preserve">tulo:</w:t>
+      </w:r>
+      <w:r>
+        <w:rPr>
+          <w:rtl w:val="0"/>
+        </w:rPr>
+        <w:t xml:space="preserve"> </w:t>
+      </w:r>
+      <w:r>
+        <w:rPr>
+          <w:sz w:val="40"/>
+          <w:szCs w:val="40"/>
+          <w:rtl w:val="0"/>
+        </w:rPr>
+        <w:t xml:space="preserve">Sugerir Novo Evento</w:t>
+      </w:r>
+      <w:r>
+        <w:rPr>
+          <w:rtl w:val="0"/>
+        </w:rPr>
+      </w:r>
+    </w:p>
+    <w:p>
+      <w:pPr>
+        <w:spacing w:line="276" w:lineRule="auto"/>
+        <w:rPr/>
+      </w:pPr>
+      <w:r>
+        <w:rPr>
+          <w:rtl w:val="0"/>
+        </w:rPr>
+      </w:r>
+    </w:p>
+    <w:p>
+      <w:pPr>
+        <w:spacing w:line="276" w:lineRule="auto"/>
+        <w:rPr/>
+      </w:pPr>
+      <w:r>
+        <w:rPr>
+          <w:b w:val="1"/>
+          <w:bCs w:val="1"/>
+          <w:sz w:val="30"/>
+          <w:szCs w:val="30"/>
+          <w:rtl w:val="0"/>
+        </w:rPr>
+        <w:t xml:space="preserve">História:</w:t>
+      </w:r>
+      <w:r>
+        <w:rPr>
+          <w:rtl w:val="0"/>
+        </w:rPr>
+        <w:t xml:space="preserve"> </w:t>
+      </w:r>
+      <w:r>
+        <w:rPr>
+          <w:sz w:val="30"/>
+          <w:szCs w:val="30"/>
+          <w:rtl w:val="0"/>
+        </w:rPr>
+        <w:t xml:space="preserve">Como cidadão interessado, eu quero sugerir a realização de um novo evento na Arena Pernambuco para que a administração possa considerar a proposta e aumentar o uso do espaço.</w:t>
+      </w:r>
+      <w:r>
+        <w:rPr>
+          <w:rtl w:val="0"/>
+        </w:rPr>
+      </w:r>
+    </w:p>
+    <w:p>
+      <w:pPr>
+        <w:spacing w:line="276" w:lineRule="auto"/>
+        <w:rPr/>
+      </w:pPr>
+      <w:r>
+        <w:rPr>
+          <w:rtl w:val="0"/>
+        </w:rPr>
+      </w:r>
+    </w:p>
+    <w:p>
+      <w:pPr>
+        <w:spacing w:line="276" w:lineRule="auto"/>
+        <w:rPr/>
+      </w:pPr>
+      <w:r>
+        <w:rPr>
+          <w:b w:val="1"/>
+          <w:bCs w:val="1"/>
+          <w:rtl w:val="0"/>
+        </w:rPr>
+        <w:t xml:space="preserve">Cenário 1:</w:t>
+      </w:r>
+      <w:r>
+        <w:rPr>
+          <w:rtl w:val="0"/>
+        </w:rPr>
+        <w:t xml:space="preserve"> Sugestão Válida</w:t>
+      </w:r>
+    </w:p>
+    <w:p>
+      <w:pPr>
+        <w:rPr/>
+      </w:pPr>
+      <w:r>
+        <w:rPr>
+          <w:b w:val="1"/>
+          <w:bCs w:val="1"/>
+          <w:rtl w:val="0"/>
+        </w:rPr>
+        <w:t xml:space="preserve">Dado</w:t>
+      </w:r>
+      <w:r>
+        <w:rPr>
+          <w:rtl w:val="0"/>
+        </w:rPr>
+        <w:t xml:space="preserve"> que o cidadão interessado preenche todos os campos obrigatórios do formulário de sugestão (nome, tipo, data/período).</w:t>
+      </w:r>
+    </w:p>
+    <w:p>
+      <w:pPr>
+        <w:rPr/>
+      </w:pPr>
+      <w:r>
+        <w:rPr>
+          <w:b w:val="1"/>
+          <w:bCs w:val="1"/>
+          <w:rtl w:val="0"/>
+        </w:rPr>
+        <w:t xml:space="preserve">Quando</w:t>
+      </w:r>
+      <w:r>
+        <w:rPr>
+          <w:rtl w:val="0"/>
+        </w:rPr>
+        <w:t xml:space="preserve"> o cidadão interessado envia a sugestão.</w:t>
+      </w:r>
+    </w:p>
+    <w:p>
+      <w:pPr>
+        <w:rPr/>
+      </w:pPr>
+      <w:r>
+        <w:rPr>
+          <w:b w:val="1"/>
+          <w:bCs w:val="1"/>
+          <w:rtl w:val="0"/>
+        </w:rPr>
+        <w:t xml:space="preserve">Então</w:t>
+      </w:r>
+      <w:r>
+        <w:rPr>
+          <w:rtl w:val="0"/>
+        </w:rPr>
+        <w:t xml:space="preserve"> o cidadão interessado recebe uma confirmação de que a sugestão foi enviada e será analisada pela administração.</w:t>
+      </w:r>
+    </w:p>
+    <w:p>
+      <w:pPr>
+        <w:pBdr>
+          <w:top w:color="000000" w:space="0" w:sz="0" w:val="none"/>
+          <w:left w:color="000000" w:space="0" w:sz="0" w:val="none"/>
+          <w:bottom w:color="000000" w:space="0" w:sz="0" w:val="none"/>
+          <w:right w:color="000000" w:space="0" w:sz="0" w:val="none"/>
+          <w:between w:color="000000" w:space="0" w:sz="0" w:val="none"/>
+        </w:pBdr>
+        <w:spacing w:line="276" w:lineRule="auto"/>
+        <w:rPr/>
+      </w:pPr>
+      <w:r>
+        <w:pict>
+          <v:rect style="width:0.0pt;height:1.5pt" o:hr="t" o:hrstd="t" o:hralign="center" fillcolor="#A0A0A0" stroked="f"/>
+        </w:pict>
+      </w:r>
+      <w:r>
+        <w:rPr>
+          <w:rtl w:val="0"/>
+        </w:rPr>
+      </w:r>
+    </w:p>
+    <w:p>
+      <w:pPr>
+        <w:spacing w:line="276" w:lineRule="auto"/>
+        <w:rPr/>
+      </w:pPr>
+      <w:r>
+        <w:rPr>
+          <w:b w:val="1"/>
+          <w:bCs w:val="1"/>
+          <w:rtl w:val="0"/>
+        </w:rPr>
+        <w:t xml:space="preserve">Cenário 2:</w:t>
+      </w:r>
+      <w:r>
+        <w:rPr>
+          <w:rtl w:val="0"/>
+        </w:rPr>
+        <w:t xml:space="preserve"> Sugestão com Campos Faltando</w:t>
+      </w:r>
+    </w:p>
+    <w:p>
+      <w:pPr>
+        <w:rPr/>
+      </w:pPr>
+      <w:r>
+        <w:rPr>
+          <w:b w:val="1"/>
+          <w:bCs w:val="1"/>
+          <w:rtl w:val="0"/>
+        </w:rPr>
+        <w:t xml:space="preserve">Dado</w:t>
+      </w:r>
+      <w:r>
+        <w:rPr>
+          <w:rtl w:val="0"/>
+        </w:rPr>
+        <w:t xml:space="preserve"> que o cidadão interessado esqueça de informar a descrição do evento.</w:t>
+      </w:r>
+    </w:p>
+    <w:p>
+      <w:pPr>
+        <w:rPr/>
+      </w:pPr>
+      <w:r>
+        <w:rPr>
+          <w:b w:val="1"/>
+          <w:bCs w:val="1"/>
+          <w:rtl w:val="0"/>
+        </w:rPr>
+        <w:t xml:space="preserve">Quando</w:t>
+      </w:r>
+      <w:r>
+        <w:rPr>
+          <w:rtl w:val="0"/>
+        </w:rPr>
+        <w:t xml:space="preserve"> o cidadão interessado tenta enviar a sugestão.</w:t>
+      </w:r>
+    </w:p>
+    <w:p>
+      <w:pPr>
+        <w:rPr/>
+      </w:pPr>
+      <w:r>
+        <w:rPr>
+          <w:b w:val="1"/>
+          <w:bCs w:val="1"/>
+          <w:rtl w:val="0"/>
+        </w:rPr>
+        <w:t xml:space="preserve">Então</w:t>
+      </w:r>
+      <w:r>
+        <w:rPr>
+          <w:rtl w:val="0"/>
+        </w:rPr>
+        <w:t xml:space="preserve"> uma mensagem de erro orienta o cidadão interessado a preencher o campo de descrição.</w:t>
+      </w:r>
+    </w:p>
+    <w:p>
+      <w:pPr>
+        <w:spacing w:line="276" w:lineRule="auto"/>
+        <w:rPr/>
+      </w:pPr>
+      <w:r>
+        <w:rPr>
+          <w:rtl w:val="0"/>
+        </w:rPr>
+      </w:r>
+    </w:p>
+    <w:p>
+      <w:pPr>
+        <w:spacing w:line="276" w:lineRule="auto"/>
+        <w:rPr/>
+      </w:pPr>
+      <w:r>
+        <w:rPr>
+          <w:rtl w:val="0"/>
+        </w:rPr>
+      </w:r>
+    </w:p>
+    <w:p>
+      <w:pPr>
+        <w:spacing w:line="276" w:lineRule="auto"/>
+        <w:rPr/>
+      </w:pPr>
+      <w:r>
+        <w:rPr>
+          <w:rtl w:val="0"/>
+        </w:rPr>
+      </w:r>
+    </w:p>
+    <w:p>
+      <w:pPr>
+        <w:spacing w:line="276" w:lineRule="auto"/>
+        <w:rPr/>
+      </w:pPr>
+      <w:r>
+        <w:rPr>
+          <w:rtl w:val="0"/>
+        </w:rPr>
+      </w:r>
+    </w:p>
+    <w:p>
+      <w:pPr>
+        <w:spacing w:line="276" w:lineRule="auto"/>
+        <w:rPr/>
+      </w:pPr>
+      <w:r>
+        <w:rPr>
+          <w:rtl w:val="0"/>
+        </w:rPr>
+      </w:r>
+    </w:p>
+    <w:p>
+      <w:pPr>
+        <w:spacing w:line="276" w:lineRule="auto"/>
+        <w:rPr/>
+      </w:pPr>
+      <w:r>
+        <w:rPr>
+          <w:rtl w:val="0"/>
+        </w:rPr>
+      </w:r>
+    </w:p>
+    <w:p>
+      <w:pPr>
+        <w:spacing w:line="276" w:lineRule="auto"/>
+        <w:rPr/>
+      </w:pPr>
+      <w:r>
+        <w:rPr>
+          <w:rtl w:val="0"/>
+        </w:rPr>
+      </w:r>
+    </w:p>
+    <w:p>
+      <w:pPr>
+        <w:spacing w:line="276" w:lineRule="auto"/>
+        <w:rPr/>
+      </w:pPr>
+      <w:r>
+        <w:rPr>
+          <w:rtl w:val="0"/>
+        </w:rPr>
+      </w:r>
+    </w:p>
+    <w:p>
+      <w:pPr>
+        <w:spacing w:line="276" w:lineRule="auto"/>
+        <w:rPr/>
+      </w:pPr>
+      <w:r>
+        <w:rPr>
+          <w:rtl w:val="0"/>
+        </w:rPr>
+      </w:r>
+    </w:p>
+    <w:p>
+      <w:pPr>
+        <w:spacing w:line="276" w:lineRule="auto"/>
+        <w:rPr/>
+      </w:pPr>
+      <w:r>
+        <w:rPr>
+          <w:rtl w:val="0"/>
+        </w:rPr>
+      </w:r>
+    </w:p>
+    <w:p>
+      <w:pPr>
+        <w:spacing w:line="276" w:lineRule="auto"/>
+        <w:rPr/>
+      </w:pPr>
+      <w:r>
+        <w:rPr>
+          <w:rtl w:val="0"/>
+        </w:rPr>
+      </w:r>
+    </w:p>
+    <w:p>
+      <w:pPr>
+        <w:spacing w:line="276" w:lineRule="auto"/>
+        <w:rPr/>
+      </w:pPr>
+      <w:r>
+        <w:rPr>
+          <w:rtl w:val="0"/>
+        </w:rPr>
+      </w:r>
+    </w:p>
+    <w:p>
+      <w:pPr>
+        <w:spacing w:line="276" w:lineRule="auto"/>
+        <w:rPr/>
+      </w:pPr>
+      <w:r>
+        <w:rPr>
+          <w:rtl w:val="0"/>
+        </w:rPr>
+      </w:r>
+    </w:p>
+    <w:p>
+      <w:pPr>
+        <w:spacing w:line="276" w:lineRule="auto"/>
+        <w:rPr/>
+      </w:pPr>
+      <w:r>
+        <w:rPr>
+          <w:rtl w:val="0"/>
+        </w:rPr>
+      </w:r>
+    </w:p>
+    <w:p>
+      <w:pPr>
+        <w:spacing w:line="276" w:lineRule="auto"/>
+        <w:rPr/>
+      </w:pPr>
+      <w:r>
+        <w:rPr>
+          <w:rtl w:val="0"/>
+        </w:rPr>
+      </w:r>
+    </w:p>
+    <w:p>
+      <w:pPr>
+        <w:spacing w:line="276" w:lineRule="auto"/>
+        <w:rPr/>
+      </w:pPr>
+      <w:r>
+        <w:rPr>
+          <w:rtl w:val="0"/>
+        </w:rPr>
+      </w:r>
+    </w:p>
+    <w:p>
+      <w:pPr>
+        <w:spacing w:line="276" w:lineRule="auto"/>
+        <w:rPr/>
+      </w:pPr>
+      <w:r>
+        <w:rPr>
+          <w:rtl w:val="0"/>
+        </w:rPr>
+      </w:r>
+    </w:p>
+    <w:p>
+      <w:pPr>
+        <w:spacing w:line="276" w:lineRule="auto"/>
+        <w:rPr/>
+      </w:pPr>
+      <w:r>
+        <w:rPr>
+          <w:rtl w:val="0"/>
+        </w:rPr>
+      </w:r>
+    </w:p>
+    <w:p>
+      <w:pPr>
+        <w:spacing w:line="276" w:lineRule="auto"/>
+        <w:rPr/>
+      </w:pPr>
+      <w:r>
+        <w:rPr>
+          <w:rtl w:val="0"/>
+        </w:rPr>
+      </w:r>
+    </w:p>
+    <w:p>
+      <w:pPr>
+        <w:spacing w:line="276" w:lineRule="auto"/>
+        <w:rPr/>
+      </w:pPr>
+      <w:r>
+        <w:rPr>
+          <w:rtl w:val="0"/>
+        </w:rPr>
+      </w:r>
+    </w:p>
+    <w:p>
+      <w:pPr>
+        <w:spacing w:line="276" w:lineRule="auto"/>
+        <w:rPr/>
+      </w:pPr>
+      <w:r>
+        <w:rPr>
+          <w:rtl w:val="0"/>
+        </w:rPr>
+      </w:r>
+    </w:p>
+    <w:p>
+      <w:pPr>
+        <w:spacing w:line="276" w:lineRule="auto"/>
+        <w:rPr/>
+      </w:pPr>
+      <w:r>
+        <w:rPr>
+          <w:rtl w:val="0"/>
+        </w:rPr>
+      </w:r>
+    </w:p>
+    <w:p>
+      <w:pPr>
+        <w:spacing w:line="276" w:lineRule="auto"/>
+        <w:rPr/>
+      </w:pPr>
+      <w:r>
+        <w:rPr>
+          <w:rtl w:val="0"/>
+        </w:rPr>
+      </w:r>
+    </w:p>
+    <w:p>
+      <w:pPr>
+        <w:spacing w:line="276" w:lineRule="auto"/>
+        <w:rPr/>
+      </w:pPr>
+      <w:r>
+        <w:rPr>
+          <w:rtl w:val="0"/>
+        </w:rPr>
+      </w:r>
+    </w:p>
+    <w:p>
+      <w:pPr>
+        <w:spacing w:line="276" w:lineRule="auto"/>
+        <w:rPr/>
+      </w:pPr>
+      <w:r>
+        <w:rPr>
+          <w:b w:val="1"/>
+          <w:bCs w:val="1"/>
+          <w:sz w:val="40"/>
+          <w:szCs w:val="40"/>
+          <w:rtl w:val="0"/>
+        </w:rPr>
+        <w:t xml:space="preserve">T</w:t>
+      </w:r>
+      <w:r>
+        <w:rPr>
+          <w:b w:val="1"/>
+          <w:bCs w:val="1"/>
+          <w:color w:val="0a0a0a"/>
+          <w:sz w:val="40"/>
+          <w:szCs w:val="40"/>
+          <w:highlight w:val="white"/>
+          <w:rtl w:val="0"/>
+        </w:rPr>
+        <w:t xml:space="preserve">í</w:t>
+      </w:r>
+      <w:r>
+        <w:rPr>
+          <w:b w:val="1"/>
+          <w:bCs w:val="1"/>
+          <w:sz w:val="40"/>
+          <w:szCs w:val="40"/>
+          <w:rtl w:val="0"/>
+        </w:rPr>
+        <w:t xml:space="preserve">tulo:</w:t>
+      </w:r>
+      <w:r>
+        <w:rPr>
+          <w:rtl w:val="0"/>
+        </w:rPr>
+        <w:t xml:space="preserve"> </w:t>
+      </w:r>
+      <w:r>
+        <w:rPr>
+          <w:sz w:val="40"/>
+          <w:szCs w:val="40"/>
+          <w:rtl w:val="0"/>
+        </w:rPr>
+        <w:t xml:space="preserve">Visualizar Dashboard Administrativo</w:t>
+      </w:r>
+      <w:r>
+        <w:rPr>
+          <w:rtl w:val="0"/>
+        </w:rPr>
+      </w:r>
+    </w:p>
+    <w:p>
+      <w:pPr>
+        <w:spacing w:line="276" w:lineRule="auto"/>
+        <w:rPr/>
+      </w:pPr>
+      <w:r>
+        <w:rPr>
+          <w:rtl w:val="0"/>
+        </w:rPr>
+      </w:r>
+    </w:p>
+    <w:p>
+      <w:pPr>
+        <w:spacing w:line="276" w:lineRule="auto"/>
+        <w:rPr/>
+      </w:pPr>
+      <w:r>
+        <w:rPr>
+          <w:b w:val="1"/>
+          <w:bCs w:val="1"/>
+          <w:sz w:val="30"/>
+          <w:szCs w:val="30"/>
+          <w:rtl w:val="0"/>
+        </w:rPr>
+        <w:t xml:space="preserve">História:</w:t>
+      </w:r>
+      <w:r>
+        <w:rPr>
+          <w:rtl w:val="0"/>
+        </w:rPr>
+        <w:t xml:space="preserve"> </w:t>
+      </w:r>
+      <w:r>
+        <w:rPr>
+          <w:sz w:val="30"/>
+          <w:szCs w:val="30"/>
+          <w:rtl w:val="0"/>
+        </w:rPr>
+        <w:t xml:space="preserve">Como administrador da Arena Pernambuco, eu quero acessar o dashboard com dados estatísticos de uso para que eu possa monitorar a performance do espaço e tomar decisões estratégicas.</w:t>
+      </w:r>
+      <w:r>
+        <w:rPr>
+          <w:rtl w:val="0"/>
+        </w:rPr>
+      </w:r>
+    </w:p>
+    <w:p>
+      <w:pPr>
+        <w:spacing w:line="276" w:lineRule="auto"/>
+        <w:rPr/>
+      </w:pPr>
+      <w:r>
+        <w:rPr>
+          <w:rtl w:val="0"/>
+        </w:rPr>
+      </w:r>
+    </w:p>
+    <w:p>
+      <w:pPr>
+        <w:spacing w:line="276" w:lineRule="auto"/>
+        <w:rPr/>
+      </w:pPr>
+      <w:r>
+        <w:rPr>
+          <w:b w:val="1"/>
+          <w:bCs w:val="1"/>
+          <w:rtl w:val="0"/>
+        </w:rPr>
+        <w:t xml:space="preserve">Cenário 1:</w:t>
+      </w:r>
+      <w:r>
+        <w:rPr>
+          <w:rtl w:val="0"/>
+        </w:rPr>
+        <w:t xml:space="preserve"> Acesso Autorizado ao Dashboard</w:t>
+      </w:r>
+    </w:p>
+    <w:p>
+      <w:pPr>
+        <w:rPr/>
+      </w:pPr>
+      <w:r>
+        <w:rPr>
+          <w:b w:val="1"/>
+          <w:bCs w:val="1"/>
+          <w:rtl w:val="0"/>
+        </w:rPr>
+        <w:t xml:space="preserve">Dado</w:t>
+      </w:r>
+      <w:r>
+        <w:rPr>
+          <w:rtl w:val="0"/>
+        </w:rPr>
+        <w:t xml:space="preserve"> que o administrador está logado.</w:t>
+      </w:r>
+    </w:p>
+    <w:p>
+      <w:pPr>
+        <w:rPr/>
+      </w:pPr>
+      <w:r>
+        <w:rPr>
+          <w:b w:val="1"/>
+          <w:bCs w:val="1"/>
+          <w:rtl w:val="0"/>
+        </w:rPr>
+        <w:t xml:space="preserve">Quando</w:t>
+      </w:r>
+      <w:r>
+        <w:rPr>
+          <w:rtl w:val="0"/>
+        </w:rPr>
+        <w:t xml:space="preserve"> o administrador acessa o link do Dashboard.</w:t>
+      </w:r>
+    </w:p>
+    <w:p>
+      <w:pPr>
+        <w:rPr/>
+      </w:pPr>
+      <w:r>
+        <w:rPr>
+          <w:b w:val="1"/>
+          <w:bCs w:val="1"/>
+          <w:rtl w:val="0"/>
+        </w:rPr>
+        <w:t xml:space="preserve">Então</w:t>
+      </w:r>
+      <w:r>
+        <w:rPr>
+          <w:rtl w:val="0"/>
+        </w:rPr>
+        <w:t xml:space="preserve"> o administrador vê métricas de tendência central e dispersão sobre a ocupação dos eventos passados.</w:t>
+      </w:r>
+    </w:p>
+    <w:p>
+      <w:pPr>
+        <w:pBdr>
+          <w:top w:color="000000" w:space="0" w:sz="0" w:val="none"/>
+          <w:left w:color="000000" w:space="0" w:sz="0" w:val="none"/>
+          <w:bottom w:color="000000" w:space="0" w:sz="0" w:val="none"/>
+          <w:right w:color="000000" w:space="0" w:sz="0" w:val="none"/>
+          <w:between w:color="000000" w:space="0" w:sz="0" w:val="none"/>
+        </w:pBdr>
+        <w:spacing w:line="276" w:lineRule="auto"/>
+        <w:rPr/>
+      </w:pPr>
+      <w:r>
+        <w:pict>
+          <v:rect style="width:0.0pt;height:1.5pt" o:hr="t" o:hrstd="t" o:hralign="center" fillcolor="#A0A0A0" stroked="f"/>
+        </w:pict>
+      </w:r>
+      <w:r>
+        <w:rPr>
+          <w:rtl w:val="0"/>
+        </w:rPr>
+      </w:r>
+    </w:p>
+    <w:p>
+      <w:pPr>
+        <w:spacing w:line="276" w:lineRule="auto"/>
+        <w:rPr/>
+      </w:pPr>
+      <w:r>
+        <w:rPr>
+          <w:b w:val="1"/>
+          <w:bCs w:val="1"/>
+          <w:rtl w:val="0"/>
+        </w:rPr>
+        <w:t xml:space="preserve">Cenário 2:</w:t>
+      </w:r>
+      <w:r>
+        <w:rPr>
+          <w:rtl w:val="0"/>
+        </w:rPr>
+        <w:t xml:space="preserve"> Acesso não Autorizado ao Dashboard</w:t>
+      </w:r>
+    </w:p>
+    <w:p>
+      <w:pPr>
+        <w:rPr/>
+      </w:pPr>
+      <w:r>
+        <w:rPr>
+          <w:b w:val="1"/>
+          <w:bCs w:val="1"/>
+          <w:rtl w:val="0"/>
+        </w:rPr>
+        <w:t xml:space="preserve">Dado</w:t>
+      </w:r>
+      <w:r>
+        <w:rPr>
+          <w:rtl w:val="0"/>
+        </w:rPr>
+        <w:t xml:space="preserve"> que o administrador não está logado.</w:t>
+      </w:r>
+    </w:p>
+    <w:p>
+      <w:pPr>
+        <w:rPr/>
+      </w:pPr>
+      <w:r>
+        <w:rPr>
+          <w:b w:val="1"/>
+          <w:bCs w:val="1"/>
+          <w:rtl w:val="0"/>
+        </w:rPr>
+        <w:t xml:space="preserve">Quando </w:t>
+      </w:r>
+      <w:r>
+        <w:rPr>
+          <w:rtl w:val="0"/>
+        </w:rPr>
+        <w:t xml:space="preserve">o administrador acessa o link do Dashboard.</w:t>
+      </w:r>
+    </w:p>
+    <w:p>
+      <w:pPr>
+        <w:rPr/>
+      </w:pPr>
+      <w:r>
+        <w:rPr>
+          <w:b w:val="1"/>
+          <w:bCs w:val="1"/>
+          <w:rtl w:val="0"/>
+        </w:rPr>
+        <w:t xml:space="preserve">Então</w:t>
+      </w:r>
+      <w:r>
+        <w:rPr>
+          <w:rtl w:val="0"/>
+        </w:rPr>
+        <w:t xml:space="preserve"> o administrador recebe uma mensagem de acesso não autorizado</w:t>
+      </w:r>
+    </w:p>
+    <w:p>
+      <w:pPr>
+        <w:rPr/>
+      </w:pPr>
+      <w:r>
+        <w:rPr>
+          <w:rtl w:val="0"/>
+        </w:rPr>
+      </w:r>
+    </w:p>
+    <w:p>
+      <w:pPr>
+        <w:rPr/>
+      </w:pPr>
+      <w:r>
+        <w:rPr>
+          <w:rtl w:val="0"/>
+        </w:rPr>
+      </w:r>
+    </w:p>
+    <w:p>
+      <w:pPr>
+        <w:rPr/>
+      </w:pPr>
+      <w:r>
+        <w:rPr>
+          <w:rtl w:val="0"/>
+        </w:rPr>
+      </w:r>
+    </w:p>
+    <w:p>
+      <w:pPr>
+        <w:rPr/>
+      </w:pPr>
+      <w:r>
+        <w:rPr>
+          <w:rtl w:val="0"/>
+        </w:rPr>
+      </w:r>
+    </w:p>
+    <w:p>
+      <w:pPr>
+        <w:rPr/>
+      </w:pPr>
+      <w:r>
+        <w:rPr>
+          <w:rtl w:val="0"/>
+        </w:rPr>
+      </w:r>
+    </w:p>
+    <w:p>
+      <w:pPr>
+        <w:rPr/>
+      </w:pPr>
+      <w:r>
+        <w:rPr>
+          <w:rtl w:val="0"/>
+        </w:rPr>
+      </w:r>
+    </w:p>
+    <w:p>
+      <w:pPr>
+        <w:rPr/>
+      </w:pPr>
+      <w:r>
+        <w:rPr>
+          <w:rtl w:val="0"/>
+        </w:rPr>
+      </w:r>
+    </w:p>
+    <w:p>
+      <w:pPr>
+        <w:rPr/>
+      </w:pPr>
+      <w:r>
+        <w:rPr>
+          <w:rtl w:val="0"/>
+        </w:rPr>
+      </w:r>
+    </w:p>
+    <w:p>
+      <w:pPr>
+        <w:rPr/>
+      </w:pPr>
+      <w:r>
+        <w:rPr>
+          <w:rtl w:val="0"/>
+        </w:rPr>
+      </w:r>
+    </w:p>
+    <w:p>
+      <w:pPr>
+        <w:rPr/>
+      </w:pPr>
+      <w:r>
+        <w:rPr>
+          <w:rtl w:val="0"/>
+        </w:rPr>
+      </w:r>
+    </w:p>
+    <w:p>
+      <w:pPr>
+        <w:rPr/>
+      </w:pPr>
+      <w:r>
+        <w:rPr>
+          <w:rtl w:val="0"/>
+        </w:rPr>
+      </w:r>
+    </w:p>
+    <w:p>
+      <w:pPr>
+        <w:rPr/>
+      </w:pPr>
+      <w:r>
+        <w:rPr>
+          <w:rtl w:val="0"/>
+        </w:rPr>
+      </w:r>
+    </w:p>
+    <w:p>
+      <w:pPr>
+        <w:rPr/>
+      </w:pPr>
+      <w:r>
+        <w:rPr>
+          <w:rtl w:val="0"/>
+        </w:rPr>
+      </w:r>
+    </w:p>
+    <w:p>
+      <w:pPr>
+        <w:rPr/>
+      </w:pPr>
+      <w:r>
+        <w:rPr>
+          <w:rtl w:val="0"/>
+        </w:rPr>
+      </w:r>
+    </w:p>
+    <w:p>
+      <w:pPr>
+        <w:rPr/>
+      </w:pPr>
+      <w:r>
+        <w:rPr>
+          <w:rtl w:val="0"/>
+        </w:rPr>
+      </w:r>
+    </w:p>
+    <w:p>
+      <w:pPr>
+        <w:rPr/>
+      </w:pPr>
+      <w:r>
+        <w:rPr>
+          <w:rtl w:val="0"/>
+        </w:rPr>
+      </w:r>
+    </w:p>
+    <w:p>
+      <w:pPr>
+        <w:rPr/>
+      </w:pPr>
+      <w:r>
+        <w:rPr>
+          <w:rtl w:val="0"/>
+        </w:rPr>
+      </w:r>
+    </w:p>
+    <w:p>
+      <w:pPr>
+        <w:rPr/>
+      </w:pPr>
+      <w:r>
+        <w:rPr>
+          <w:rtl w:val="0"/>
+        </w:rPr>
+      </w:r>
+    </w:p>
+    <w:p>
+      <w:pPr>
+        <w:rPr/>
+      </w:pPr>
+      <w:r>
+        <w:rPr>
+          <w:rtl w:val="0"/>
+        </w:rPr>
+      </w:r>
+    </w:p>
+    <w:p>
+      <w:pPr>
+        <w:rPr/>
+      </w:pPr>
+      <w:r>
+        <w:rPr>
+          <w:rtl w:val="0"/>
+        </w:rPr>
+      </w:r>
+    </w:p>
+    <w:p>
+      <w:pPr>
+        <w:rPr/>
+      </w:pPr>
+      <w:r>
+        <w:rPr>
+          <w:rtl w:val="0"/>
+        </w:rPr>
+      </w:r>
+    </w:p>
+    <w:p>
+      <w:pPr>
+        <w:rPr/>
+      </w:pPr>
+      <w:r>
+        <w:rPr>
+          <w:rtl w:val="0"/>
+        </w:rPr>
+      </w:r>
+    </w:p>
+    <w:p>
+      <w:pPr>
+        <w:rPr/>
+      </w:pPr>
+      <w:r>
+        <w:rPr>
+          <w:rtl w:val="0"/>
+        </w:rPr>
+      </w:r>
+    </w:p>
+    <w:p>
+      <w:pPr>
+        <w:rPr/>
+      </w:pPr>
+      <w:r>
+        <w:rPr>
+          <w:rtl w:val="0"/>
+        </w:rPr>
+      </w:r>
+    </w:p>
+    <w:p>
+      <w:pPr>
+        <w:spacing w:line="276" w:lineRule="auto"/>
+        <w:rPr/>
+      </w:pPr>
+      <w:r>
+        <w:rPr>
+          <w:b w:val="1"/>
+          <w:bCs w:val="1"/>
+          <w:sz w:val="40"/>
+          <w:szCs w:val="40"/>
+          <w:rtl w:val="0"/>
+        </w:rPr>
+        <w:t xml:space="preserve">T</w:t>
+      </w:r>
+      <w:r>
+        <w:rPr>
+          <w:b w:val="1"/>
+          <w:bCs w:val="1"/>
+          <w:color w:val="0a0a0a"/>
+          <w:sz w:val="40"/>
+          <w:szCs w:val="40"/>
+          <w:highlight w:val="white"/>
+          <w:rtl w:val="0"/>
+        </w:rPr>
+        <w:t xml:space="preserve">í</w:t>
+      </w:r>
+      <w:r>
+        <w:rPr>
+          <w:b w:val="1"/>
+          <w:bCs w:val="1"/>
+          <w:sz w:val="40"/>
+          <w:szCs w:val="40"/>
+          <w:rtl w:val="0"/>
+        </w:rPr>
+        <w:t xml:space="preserve">tulo:</w:t>
+      </w:r>
+      <w:r>
+        <w:rPr>
+          <w:rtl w:val="0"/>
+        </w:rPr>
+        <w:t xml:space="preserve"> </w:t>
+      </w:r>
+      <w:r>
+        <w:rPr>
+          <w:sz w:val="40"/>
+          <w:szCs w:val="40"/>
+          <w:rtl w:val="0"/>
+        </w:rPr>
+        <w:t xml:space="preserve">Cadastrar Novo Evento</w:t>
+      </w:r>
+      <w:r>
+        <w:rPr>
+          <w:rtl w:val="0"/>
+        </w:rPr>
+      </w:r>
+    </w:p>
+    <w:p>
+      <w:pPr>
+        <w:spacing w:line="276" w:lineRule="auto"/>
+        <w:rPr/>
+      </w:pPr>
+      <w:r>
+        <w:rPr>
+          <w:rtl w:val="0"/>
+        </w:rPr>
+      </w:r>
+    </w:p>
+    <w:p>
+      <w:pPr>
+        <w:spacing w:line="276" w:lineRule="auto"/>
+        <w:rPr/>
+      </w:pPr>
+      <w:r>
+        <w:rPr>
+          <w:b w:val="1"/>
+          <w:bCs w:val="1"/>
+          <w:sz w:val="30"/>
+          <w:szCs w:val="30"/>
+          <w:rtl w:val="0"/>
+        </w:rPr>
+        <w:t xml:space="preserve">História:</w:t>
+      </w:r>
+      <w:r>
+        <w:rPr>
+          <w:rtl w:val="0"/>
+        </w:rPr>
+        <w:t xml:space="preserve"> </w:t>
+      </w:r>
+      <w:r>
+        <w:rPr>
+          <w:sz w:val="30"/>
+          <w:szCs w:val="30"/>
+          <w:rtl w:val="0"/>
+        </w:rPr>
+        <w:t xml:space="preserve">Como administrador da Arena Pernambuco, eu quero cadastrar um novo evento na plataforma para que ele fique visível para o público interessado.</w:t>
+      </w:r>
+      <w:r>
+        <w:rPr>
+          <w:rtl w:val="0"/>
+        </w:rPr>
+      </w:r>
+    </w:p>
+    <w:p>
+      <w:pPr>
+        <w:spacing w:line="276" w:lineRule="auto"/>
+        <w:rPr/>
+      </w:pPr>
+      <w:r>
+        <w:rPr>
+          <w:rtl w:val="0"/>
+        </w:rPr>
+      </w:r>
+    </w:p>
+    <w:p>
+      <w:pPr>
+        <w:spacing w:line="276" w:lineRule="auto"/>
+        <w:rPr/>
+      </w:pPr>
+      <w:r>
+        <w:rPr>
+          <w:b w:val="1"/>
+          <w:bCs w:val="1"/>
+          <w:rtl w:val="0"/>
+        </w:rPr>
+        <w:t xml:space="preserve">Cenário 1:</w:t>
+      </w:r>
+      <w:r>
+        <w:rPr>
+          <w:rtl w:val="0"/>
+        </w:rPr>
+        <w:t xml:space="preserve"> Cadastro com Sucesso</w:t>
+      </w:r>
+    </w:p>
+    <w:p>
+      <w:pPr>
+        <w:rPr/>
+      </w:pPr>
+      <w:r>
+        <w:rPr>
+          <w:b w:val="1"/>
+          <w:bCs w:val="1"/>
+          <w:rtl w:val="0"/>
+        </w:rPr>
+        <w:t xml:space="preserve">Dado</w:t>
+      </w:r>
+      <w:r>
+        <w:rPr>
+          <w:rtl w:val="0"/>
+        </w:rPr>
+        <w:t xml:space="preserve"> que o administrador preenche todas as informações obrigatórias do evento (nome, data, tipo, capacidade, descrição).</w:t>
+      </w:r>
+    </w:p>
+    <w:p>
+      <w:pPr>
+        <w:rPr/>
+      </w:pPr>
+      <w:r>
+        <w:rPr>
+          <w:b w:val="1"/>
+          <w:bCs w:val="1"/>
+          <w:rtl w:val="0"/>
+        </w:rPr>
+        <w:t xml:space="preserve">Quando</w:t>
+      </w:r>
+      <w:r>
+        <w:rPr>
+          <w:rtl w:val="0"/>
+        </w:rPr>
+        <w:t xml:space="preserve"> o administrador clica em "Salvar Evento".</w:t>
+      </w:r>
+    </w:p>
+    <w:p>
+      <w:pPr>
+        <w:spacing w:line="276" w:lineRule="auto"/>
+        <w:rPr/>
+      </w:pPr>
+      <w:r>
+        <w:rPr>
+          <w:b w:val="1"/>
+          <w:bCs w:val="1"/>
+          <w:rtl w:val="0"/>
+        </w:rPr>
+        <w:t xml:space="preserve">Então</w:t>
+      </w:r>
+      <w:r>
+        <w:rPr>
+          <w:rtl w:val="0"/>
+        </w:rPr>
+        <w:t xml:space="preserve"> o evento é salvo no banco de dados e aparece na lista de "Próximos Eventos Agendados".</w:t>
+      </w:r>
+    </w:p>
+    <w:p>
+      <w:pPr>
+        <w:pBdr>
+          <w:top w:color="000000" w:space="0" w:sz="0" w:val="none"/>
+          <w:left w:color="000000" w:space="0" w:sz="0" w:val="none"/>
+          <w:bottom w:color="000000" w:space="0" w:sz="0" w:val="none"/>
+          <w:right w:color="000000" w:space="0" w:sz="0" w:val="none"/>
+          <w:between w:color="000000" w:space="0" w:sz="0" w:val="none"/>
+        </w:pBdr>
+        <w:spacing w:line="276" w:lineRule="auto"/>
+        <w:rPr/>
+      </w:pPr>
+      <w:r>
+        <w:pict>
+          <v:rect style="width:0.0pt;height:1.5pt" o:hr="t" o:hrstd="t" o:hralign="center" fillcolor="#A0A0A0" stroked="f"/>
+        </w:pict>
+      </w:r>
+      <w:r>
+        <w:rPr>
+          <w:rtl w:val="0"/>
+        </w:rPr>
+      </w:r>
+    </w:p>
+    <w:p>
+      <w:pPr>
+        <w:spacing w:line="276" w:lineRule="auto"/>
+        <w:rPr/>
+      </w:pPr>
+      <w:r>
+        <w:rPr>
+          <w:b w:val="1"/>
+          <w:bCs w:val="1"/>
+          <w:rtl w:val="0"/>
+        </w:rPr>
+        <w:t xml:space="preserve">Cenário 2:</w:t>
+      </w:r>
+      <w:r>
+        <w:rPr>
+          <w:rtl w:val="0"/>
+        </w:rPr>
+        <w:t xml:space="preserve"> Conflito de Data</w:t>
+      </w:r>
+    </w:p>
+    <w:p>
+      <w:pPr>
+        <w:spacing w:line="276" w:lineRule="auto"/>
+        <w:rPr/>
+      </w:pPr>
+      <w:r>
+        <w:rPr>
+          <w:b w:val="1"/>
+          <w:bCs w:val="1"/>
+          <w:rtl w:val="0"/>
+        </w:rPr>
+        <w:t xml:space="preserve">Dado</w:t>
+      </w:r>
+      <w:r>
+        <w:rPr>
+          <w:rtl w:val="0"/>
+        </w:rPr>
+        <w:t xml:space="preserve"> que já existe um evento agendado para a data X e o evento B é cadastrado para a mesma data X.</w:t>
+      </w:r>
+    </w:p>
+    <w:p>
+      <w:pPr>
+        <w:rPr/>
+      </w:pPr>
+      <w:r>
+        <w:rPr>
+          <w:b w:val="1"/>
+          <w:bCs w:val="1"/>
+          <w:rtl w:val="0"/>
+        </w:rPr>
+        <w:t xml:space="preserve">Quando</w:t>
+      </w:r>
+      <w:r>
+        <w:rPr>
+          <w:rtl w:val="0"/>
+        </w:rPr>
+        <w:t xml:space="preserve"> o administrador tenta salvar o Evento B.</w:t>
+      </w:r>
+    </w:p>
+    <w:p>
+      <w:pPr>
+        <w:spacing w:line="276" w:lineRule="auto"/>
+        <w:rPr/>
+      </w:pPr>
+      <w:r>
+        <w:rPr>
+          <w:b w:val="1"/>
+          <w:bCs w:val="1"/>
+          <w:rtl w:val="0"/>
+        </w:rPr>
+        <w:t xml:space="preserve">Então</w:t>
+      </w:r>
+      <w:r>
+        <w:rPr>
+          <w:rtl w:val="0"/>
+        </w:rPr>
+        <w:t xml:space="preserve"> uma mensagem de erro me alerta sobre o conflito de agendamento e a operação é impedida.</w:t>
+      </w:r>
+    </w:p>
+    <w:p>
+      <w:pPr>
+        <w:rPr>
+          <w:b w:val="1"/>
+          <w:bCs w:val="1"/>
+          <w:sz w:val="40"/>
+          <w:szCs w:val="40"/>
+        </w:rPr>
+      </w:pPr>
+      <w:r>
+        <w:rPr>
+          <w:rtl w:val="0"/>
+        </w:rPr>
+      </w:r>
+    </w:p>
+    <w:p>
+      <w:pPr>
+        <w:rPr/>
+      </w:pPr>
+      <w:r>
+        <w:rPr>
+          <w:rtl w:val="0"/>
+        </w:rPr>
+      </w:r>
+    </w:p>
+    <w:p>
+      <w:pPr>
+        <w:rPr/>
+      </w:pPr>
+      <w:r>
+        <w:rPr>
+          <w:rtl w:val="0"/>
+        </w:rPr>
+      </w:r>
+    </w:p>
+    <w:p>
+      <w:pPr>
+        <w:rPr/>
+      </w:pPr>
+      <w:r>
+        <w:rPr>
+          <w:rtl w:val="0"/>
+        </w:rPr>
+      </w:r>
+    </w:p>
+    <w:p>
+      <w:pPr>
+        <w:rPr/>
+      </w:pPr>
+      <w:r>
+        <w:rPr>
+          <w:rtl w:val="0"/>
+        </w:rPr>
+      </w:r>
+    </w:p>
+    <w:p>
+      <w:pPr>
+        <w:rPr/>
+      </w:pPr>
+      <w:r>
+        <w:rPr>
+          <w:rtl w:val="0"/>
+        </w:rPr>
+      </w:r>
+    </w:p>
+    <w:p>
+      <w:pPr>
+        <w:rPr/>
+      </w:pPr>
+      <w:r>
+        <w:rPr>
+          <w:rtl w:val="0"/>
+        </w:rPr>
+      </w:r>
+    </w:p>
+    <w:p>
+      <w:pPr>
+        <w:rPr/>
+      </w:pPr>
+      <w:r>
+        <w:rPr>
+          <w:rtl w:val="0"/>
+        </w:rPr>
+      </w:r>
+    </w:p>
+    <w:p>
+      <w:pPr>
+        <w:rPr/>
+      </w:pPr>
+      <w:r>
+        <w:rPr>
+          <w:rtl w:val="0"/>
+        </w:rPr>
+      </w:r>
+    </w:p>
+    <w:p>
+      <w:pPr>
+        <w:rPr/>
+      </w:pPr>
+      <w:r>
+        <w:rPr>
+          <w:rtl w:val="0"/>
+        </w:rPr>
+      </w:r>
+    </w:p>
+    <w:p>
+      <w:pPr>
+        <w:rPr/>
+      </w:pPr>
+      <w:r>
+        <w:rPr>
+          <w:rtl w:val="0"/>
+        </w:rPr>
+      </w:r>
+    </w:p>
+    <w:p>
+      <w:pPr>
+        <w:rPr/>
+      </w:pPr>
+      <w:r>
+        <w:rPr>
+          <w:rtl w:val="0"/>
+        </w:rPr>
+      </w:r>
+    </w:p>
+    <w:p>
+      <w:pPr>
+        <w:rPr/>
+      </w:pPr>
+      <w:r>
+        <w:rPr>
+          <w:rtl w:val="0"/>
+        </w:rPr>
+      </w:r>
+    </w:p>
+    <w:p>
+      <w:pPr>
+        <w:rPr/>
+      </w:pPr>
+      <w:r>
+        <w:rPr>
+          <w:rtl w:val="0"/>
+        </w:rPr>
+      </w:r>
+    </w:p>
+    <w:p>
+      <w:pPr>
+        <w:rPr/>
+      </w:pPr>
+      <w:r>
+        <w:rPr>
+          <w:rtl w:val="0"/>
+        </w:rPr>
+      </w:r>
+    </w:p>
+    <w:p>
+      <w:pPr>
+        <w:rPr/>
+      </w:pPr>
+      <w:r>
+        <w:rPr>
+          <w:rtl w:val="0"/>
+        </w:rPr>
+      </w:r>
+    </w:p>
+    <w:p>
+      <w:pPr>
+        <w:rPr/>
+      </w:pPr>
+      <w:r>
+        <w:rPr>
+          <w:rtl w:val="0"/>
+        </w:rPr>
+      </w:r>
+    </w:p>
+    <w:p>
+      <w:pPr>
+        <w:rPr/>
+      </w:pPr>
+      <w:r>
+        <w:rPr>
+          <w:rtl w:val="0"/>
+        </w:rPr>
+      </w:r>
+    </w:p>
+    <w:p>
+      <w:pPr>
+        <w:rPr/>
+      </w:pPr>
+      <w:r>
+        <w:rPr>
+          <w:rtl w:val="0"/>
+        </w:rPr>
+      </w:r>
+    </w:p>
+    <w:p>
+      <w:pPr>
+        <w:rPr/>
+      </w:pPr>
+      <w:r>
+        <w:rPr>
+          <w:rtl w:val="0"/>
+        </w:rPr>
+      </w:r>
+    </w:p>
+    <w:p>
+      <w:pPr>
+        <w:rPr/>
+      </w:pPr>
+      <w:r>
+        <w:rPr>
+          <w:rtl w:val="0"/>
+        </w:rPr>
+      </w:r>
+    </w:p>
+    <w:p>
+      <w:pPr>
+        <w:rPr/>
+      </w:pPr>
+      <w:r>
+        <w:rPr>
+          <w:rtl w:val="0"/>
+        </w:rPr>
+      </w:r>
+    </w:p>
+    <w:p>
+      <w:pPr>
+        <w:spacing w:line="276" w:lineRule="auto"/>
+        <w:rPr/>
+      </w:pPr>
+      <w:r>
+        <w:rPr>
+          <w:b w:val="1"/>
+          <w:bCs w:val="1"/>
+          <w:sz w:val="40"/>
+          <w:szCs w:val="40"/>
+          <w:rtl w:val="0"/>
+        </w:rPr>
+        <w:t xml:space="preserve">T</w:t>
+      </w:r>
+      <w:r>
+        <w:rPr>
+          <w:b w:val="1"/>
+          <w:bCs w:val="1"/>
+          <w:color w:val="0a0a0a"/>
+          <w:sz w:val="40"/>
+          <w:szCs w:val="40"/>
+          <w:highlight w:val="white"/>
+          <w:rtl w:val="0"/>
+        </w:rPr>
+        <w:t xml:space="preserve">í</w:t>
+      </w:r>
+      <w:r>
+        <w:rPr>
+          <w:b w:val="1"/>
+          <w:bCs w:val="1"/>
+          <w:sz w:val="40"/>
+          <w:szCs w:val="40"/>
+          <w:rtl w:val="0"/>
+        </w:rPr>
+        <w:t xml:space="preserve">tulo:</w:t>
+      </w:r>
+      <w:r>
+        <w:rPr>
+          <w:rtl w:val="0"/>
+        </w:rPr>
+        <w:t xml:space="preserve"> </w:t>
+      </w:r>
+      <w:r>
+        <w:rPr>
+          <w:sz w:val="40"/>
+          <w:szCs w:val="40"/>
+          <w:rtl w:val="0"/>
+        </w:rPr>
+        <w:t xml:space="preserve">Editar Evento Existente</w:t>
+      </w:r>
+      <w:r>
+        <w:rPr>
+          <w:rtl w:val="0"/>
+        </w:rPr>
+      </w:r>
+    </w:p>
+    <w:p>
+      <w:pPr>
+        <w:spacing w:line="276" w:lineRule="auto"/>
+        <w:rPr/>
+      </w:pPr>
+      <w:r>
+        <w:rPr>
+          <w:rtl w:val="0"/>
+        </w:rPr>
+      </w:r>
+    </w:p>
+    <w:p>
+      <w:pPr>
+        <w:spacing w:line="276" w:lineRule="auto"/>
+        <w:rPr/>
+      </w:pPr>
+      <w:r>
+        <w:rPr>
+          <w:b w:val="1"/>
+          <w:bCs w:val="1"/>
+          <w:sz w:val="30"/>
+          <w:szCs w:val="30"/>
+          <w:rtl w:val="0"/>
+        </w:rPr>
+        <w:t xml:space="preserve">História:</w:t>
+      </w:r>
+      <w:r>
+        <w:rPr>
+          <w:rtl w:val="0"/>
+        </w:rPr>
+        <w:t xml:space="preserve"> </w:t>
+      </w:r>
+      <w:r>
+        <w:rPr>
+          <w:sz w:val="30"/>
+          <w:szCs w:val="30"/>
+          <w:rtl w:val="0"/>
+        </w:rPr>
+        <w:t xml:space="preserve">Como administrador da Arena Pernambuco, eu quero editar as informações de um evento já cadastrado para que eu possa corrigir erros ou atualizar detalhes (como data, hora ou descrição).</w:t>
+      </w:r>
+      <w:r>
+        <w:rPr>
+          <w:rtl w:val="0"/>
+        </w:rPr>
+      </w:r>
+    </w:p>
+    <w:p>
+      <w:pPr>
+        <w:spacing w:line="276" w:lineRule="auto"/>
+        <w:rPr/>
+      </w:pPr>
+      <w:r>
+        <w:rPr>
+          <w:rtl w:val="0"/>
+        </w:rPr>
+      </w:r>
+    </w:p>
+    <w:p>
+      <w:pPr>
+        <w:spacing w:line="276" w:lineRule="auto"/>
+        <w:rPr/>
+      </w:pPr>
+      <w:r>
+        <w:rPr>
+          <w:b w:val="1"/>
+          <w:bCs w:val="1"/>
+          <w:rtl w:val="0"/>
+        </w:rPr>
+        <w:t xml:space="preserve">Cenário 1:</w:t>
+      </w:r>
+      <w:r>
+        <w:rPr>
+          <w:rtl w:val="0"/>
+        </w:rPr>
+        <w:t xml:space="preserve"> Edição de Detalhes com Sucesso</w:t>
+      </w:r>
+    </w:p>
+    <w:p>
+      <w:pPr>
+        <w:spacing w:line="276" w:lineRule="auto"/>
+        <w:rPr/>
+      </w:pPr>
+      <w:r>
+        <w:rPr>
+          <w:b w:val="1"/>
+          <w:bCs w:val="1"/>
+          <w:rtl w:val="0"/>
+        </w:rPr>
+        <w:t xml:space="preserve">Dado</w:t>
+      </w:r>
+      <w:r>
+        <w:rPr>
+          <w:rtl w:val="0"/>
+        </w:rPr>
+        <w:t xml:space="preserve"> que o administrador seleciona um evento cadastrado e altera seu nome ou descrição.</w:t>
+      </w:r>
+    </w:p>
+    <w:p>
+      <w:pPr>
+        <w:spacing w:line="276" w:lineRule="auto"/>
+        <w:rPr/>
+      </w:pPr>
+      <w:r>
+        <w:rPr>
+          <w:b w:val="1"/>
+          <w:bCs w:val="1"/>
+          <w:rtl w:val="0"/>
+        </w:rPr>
+        <w:t xml:space="preserve">Quando</w:t>
+      </w:r>
+      <w:r>
+        <w:rPr>
+          <w:rtl w:val="0"/>
+        </w:rPr>
+        <w:t xml:space="preserve"> o administrador clica em "Salvar Edição".</w:t>
+      </w:r>
+    </w:p>
+    <w:p>
+      <w:pPr>
+        <w:spacing w:line="276" w:lineRule="auto"/>
+        <w:rPr/>
+      </w:pPr>
+      <w:r>
+        <w:rPr>
+          <w:b w:val="1"/>
+          <w:bCs w:val="1"/>
+          <w:rtl w:val="0"/>
+        </w:rPr>
+        <w:t xml:space="preserve">Então</w:t>
+      </w:r>
+      <w:r>
+        <w:rPr>
+          <w:rtl w:val="0"/>
+        </w:rPr>
+        <w:t xml:space="preserve"> as novas informações do evento são atualizadas no banco de dados e refletidas na página de eventos.</w:t>
+      </w:r>
+    </w:p>
+    <w:p>
+      <w:pPr>
+        <w:pBdr>
+          <w:top w:color="000000" w:space="0" w:sz="0" w:val="none"/>
+          <w:left w:color="000000" w:space="0" w:sz="0" w:val="none"/>
+          <w:bottom w:color="000000" w:space="0" w:sz="0" w:val="none"/>
+          <w:right w:color="000000" w:space="0" w:sz="0" w:val="none"/>
+          <w:between w:color="000000" w:space="0" w:sz="0" w:val="none"/>
+        </w:pBdr>
+        <w:spacing w:line="276" w:lineRule="auto"/>
+        <w:rPr/>
+      </w:pPr>
+      <w:r>
+        <w:pict>
+          <v:rect style="width:0.0pt;height:1.5pt" o:hr="t" o:hrstd="t" o:hralign="center" fillcolor="#A0A0A0" stroked="f"/>
+        </w:pict>
+      </w:r>
+      <w:r>
+        <w:rPr>
+          <w:rtl w:val="0"/>
+        </w:rPr>
+      </w:r>
+    </w:p>
+    <w:p>
+      <w:pPr>
+        <w:spacing w:line="276" w:lineRule="auto"/>
+        <w:rPr/>
+      </w:pPr>
+      <w:r>
+        <w:rPr>
+          <w:b w:val="1"/>
+          <w:bCs w:val="1"/>
+          <w:rtl w:val="0"/>
+        </w:rPr>
+        <w:t xml:space="preserve">Cenário 2:</w:t>
+      </w:r>
+      <w:r>
+        <w:rPr>
+          <w:rtl w:val="0"/>
+        </w:rPr>
+        <w:t xml:space="preserve"> Conflito de Data ao Editar</w:t>
+      </w:r>
+    </w:p>
+    <w:p>
+      <w:pPr>
+        <w:spacing w:line="276" w:lineRule="auto"/>
+        <w:rPr/>
+      </w:pPr>
+      <w:r>
+        <w:rPr>
+          <w:b w:val="1"/>
+          <w:bCs w:val="1"/>
+          <w:rtl w:val="0"/>
+        </w:rPr>
+        <w:t xml:space="preserve">Dado</w:t>
+      </w:r>
+      <w:r>
+        <w:rPr>
+          <w:rtl w:val="0"/>
+        </w:rPr>
+        <w:t xml:space="preserve"> que o Evento A está marcado para a Data X e o Evento B está marcado para a Data Y, e o administrador tenta editar a data do Evento B para a Data X.</w:t>
+      </w:r>
+    </w:p>
+    <w:p>
+      <w:pPr>
+        <w:spacing w:line="276" w:lineRule="auto"/>
+        <w:rPr/>
+      </w:pPr>
+      <w:r>
+        <w:rPr>
+          <w:b w:val="1"/>
+          <w:bCs w:val="1"/>
+          <w:rtl w:val="0"/>
+        </w:rPr>
+        <w:t xml:space="preserve">Quando</w:t>
+      </w:r>
+      <w:r>
+        <w:rPr>
+          <w:rtl w:val="0"/>
+        </w:rPr>
+        <w:t xml:space="preserve"> o administrador tenta salvar a edição do Evento B com a data conflitante.</w:t>
+      </w:r>
+    </w:p>
+    <w:p>
+      <w:pPr>
+        <w:spacing w:line="276" w:lineRule="auto"/>
+        <w:rPr/>
+      </w:pPr>
+      <w:r>
+        <w:rPr>
+          <w:b w:val="1"/>
+          <w:bCs w:val="1"/>
+          <w:rtl w:val="0"/>
+        </w:rPr>
+        <w:t xml:space="preserve">Então</w:t>
+      </w:r>
+      <w:r>
+        <w:rPr>
+          <w:rtl w:val="0"/>
+        </w:rPr>
+        <w:t xml:space="preserve"> uma mensagem de erro alerta sobre o conflito de agendamento e a operação é impedida.</w:t>
       </w:r>
     </w:p>
     <w:p>
@@ -649,12 +3960,28 @@
       </w:r>
     </w:p>
     <w:sectPr>
+      <w:headerReference r:id="rId6" w:type="default"/>
       <w:pgSz w:h="15840" w:w="12240" w:orient="portrait"/>
       <w:pgMar w:bottom="1440" w:top="1440" w:left="1440" w:right="1440" w:header="720" w:footer="720"/>
       <w:pgNumType w:start="1"/>
     </w:sectPr>
   </w:body>
 </w:document>
+</file>
+
+<file path=word/header1.xml><?xml version="1.0" encoding="utf-8"?>
+<w:hdr xmlns:mc="http://schemas.openxmlformats.org/markup-compatibility/2006" xmlns:o="urn:schemas-microsoft-com:office:office" xmlns:r="http://schemas.openxmlformats.org/officeDocument/2006/relationships" xmlns:m="http://schemas.openxmlformats.org/officeDocument/2006/math" xmlns:v="urn:schemas-microsoft-com:vml" xmlns:wp="http://schemas.openxmlformats.org/drawingml/2006/wordprocessingDrawing" xmlns:w10="urn:schemas-microsoft-com:office:word" xmlns:w="http://schemas.openxmlformats.org/wordprocessingml/2006/main" xmlns:wne="http://schemas.microsoft.com/office/word/2006/wordml" xmlns:sl="http://schemas.openxmlformats.org/schemaLibrary/2006/main" xmlns:a="http://schemas.openxmlformats.org/drawingml/2006/main" xmlns:pic="http://schemas.openxmlformats.org/drawingml/2006/picture" xmlns:c="http://schemas.openxmlformats.org/drawingml/2006/chart" xmlns:lc="http://schemas.openxmlformats.org/drawingml/2006/lockedCanvas" xmlns:dgm="http://schemas.openxmlformats.org/drawingml/2006/diagram" xmlns:wps="http://schemas.microsoft.com/office/word/2010/wordprocessingShape" xmlns:wpg="http://schemas.microsoft.com/office/word/2010/wordprocessingGroup" xmlns:w14="http://schemas.microsoft.com/office/word/2010/wordml" xmlns:w15="http://schemas.microsoft.com/office/word/2012/wordml" xmlns:w16="http://schemas.microsoft.com/office/word/2018/wordml" xmlns:w16cex="http://schemas.microsoft.com/office/word/2018/wordml/cex" xmlns:w16cid="http://schemas.microsoft.com/office/word/2016/wordml/cid" xmlns="http://schemas.microsoft.com/office/tasks/2019/documenttasks" xmlns:cr="http://schemas.microsoft.com/office/comments/2020/reactions">
+  <w:p>
+    <w:pPr>
+      <w:rPr/>
+    </w:pPr>
+    <w:r>
+      <w:rPr>
+        <w:rtl w:val="0"/>
+      </w:rPr>
+    </w:r>
+  </w:p>
+</w:hdr>
 </file>
 
 <file path=word/numbering.xml><?xml version="1.0" encoding="utf-8"?>
